--- a/Order_To_Cash/01_Architecture_Documentation.docx
+++ b/Order_To_Cash/01_Architecture_Documentation.docx
@@ -443,6 +443,58 @@
                 <w:sz w:val="17"/>
                 <w:szCs w:val="17"/>
               </w:rPr>
+              <w:t xml:space="preserve">06_SQL_All_Model_Objects.sql</w:t>
+            </w:r>
+          </w:p>
+        </w:tc>
+        <w:tc>
+          <w:tcPr>
+            <w:tcW w:type="dxa" w:w="6536"/>
+            <w:shd w:fill="F7F9FC" w:val="clear"/>
+            <w:tcMar>
+              <w:top w:type="dxa" w:w="60"/>
+              <w:left w:type="dxa" w:w="90"/>
+              <w:bottom w:type="dxa" w:w="60"/>
+              <w:right w:type="dxa" w:w="90"/>
+            </w:tcMar>
+          </w:tcPr>
+          <w:p>
+            <w:pPr>
+              <w:spacing w:after="0"/>
+            </w:pPr>
+            <w:r>
+              <w:rPr>
+                <w:rFonts w:ascii="Calibri" w:cs="Calibri" w:eastAsia="Calibri" w:hAnsi="Calibri"/>
+                <w:sz w:val="17"/>
+                <w:szCs w:val="17"/>
+              </w:rPr>
+              <w:t xml:space="preserve">T-SQL for all 12 objects — bridge, 3 facts, 8 dimensions — plus 15 validation queries</w:t>
+            </w:r>
+          </w:p>
+        </w:tc>
+      </w:tr>
+      <w:tr>
+        <w:tc>
+          <w:tcPr>
+            <w:tcW w:type="dxa" w:w="3400"/>
+            <w:shd w:fill="FFFFFF" w:val="clear"/>
+            <w:tcMar>
+              <w:top w:type="dxa" w:w="60"/>
+              <w:left w:type="dxa" w:w="90"/>
+              <w:bottom w:type="dxa" w:w="60"/>
+              <w:right w:type="dxa" w:w="90"/>
+            </w:tcMar>
+          </w:tcPr>
+          <w:p>
+            <w:pPr>
+              <w:spacing w:after="0"/>
+            </w:pPr>
+            <w:r>
+              <w:rPr>
+                <w:rFonts w:ascii="Consolas" w:cs="Consolas" w:eastAsia="Consolas" w:hAnsi="Consolas"/>
+                <w:sz w:val="17"/>
+                <w:szCs w:val="17"/>
+              </w:rPr>
               <w:t xml:space="preserve">model_diagram.png</w:t>
             </w:r>
           </w:p>
@@ -450,7 +502,7 @@
         <w:tc>
           <w:tcPr>
             <w:tcW w:type="dxa" w:w="6536"/>
-            <w:shd w:fill="F7F9FC" w:val="clear"/>
+            <w:shd w:fill="FFFFFF" w:val="clear"/>
             <w:tcMar>
               <w:top w:type="dxa" w:w="60"/>
               <w:left w:type="dxa" w:w="90"/>
@@ -517,7 +569,7 @@
           <w:sz w:val="20"/>
           <w:szCs w:val="20"/>
         </w:rPr>
-        <w:t xml:space="preserve">Three things in the source data will produce materially wrong numbers if loaded untouched, and one of your SQL queries has a bug that lets cancelled lines through. Sections 2 and 6 cover both. Everything here — including which date the currency conversion is struck at, and what USC actually means — has been tested against the extracts rather than assumed from column names.</w:t>
+        <w:t xml:space="preserve">Four things in the source data will produce materially wrong numbers if loaded untouched — sections 2 and 6 cover them. The WHERE-clause precedence bug flagged in an earlier revision has since been fixed in your v2 query, and section 2 now documents it as a regression guard rather than an open defect. Everything here, including which date the currency conversion is struck at and what USC actually means, has been tested against the extracts rather than assumed from column names.</w:t>
       </w:r>
     </w:p>
     <w:p>
@@ -1340,7 +1392,7 @@
           <w:sz w:val="16"/>
           <w:szCs w:val="16"/>
         </w:rPr>
-        <w:t xml:space="preserve">UNTIL THE SQL IS FIXED</w:t>
+        <w:t xml:space="preserve">NOW FIXED, AND KEPT AS A GUARD</w:t>
       </w:r>
     </w:p>
     <w:p>
@@ -1355,7 +1407,7 @@
           <w:sz w:val="20"/>
           <w:szCs w:val="20"/>
         </w:rPr>
-        <w:t xml:space="preserve">The model loads what the extract contains, so the 39 cancelled lines are present. dim_SalesOrderLine carries an Is_Cancelled flag and there is a Cancelled Lines measure — if it ever reads anything other than zero after the SQL is corrected, the fix has not been deployed.</w:t>
+        <w:t xml:space="preserve">The v2 sales order query has the brackets in: cancelled lines dropped from 39 to zero and the extract grew from 68,469 to 68,977 rows. dim_SalesOrderLine still carries an Is_Cancelled flag and a Cancelled Lines measure — if either ever reads above zero again, the clause has regressed. The invoice and shipment queries still carry the unparenthesised version.</w:t>
       </w:r>
     </w:p>
     <w:p>
@@ -1571,7 +1623,7 @@
                 <w:sz w:val="17"/>
                 <w:szCs w:val="17"/>
               </w:rPr>
-              <w:t xml:space="preserve">68,469 unique across 68,469 rows, zero nulls. Matches 100% in invoice, 99.995% in shipment.</w:t>
+              <w:t xml:space="preserve">68,977 unique across 68,977 rows, zero nulls. Matches 100% in invoice, 99.995% in shipment.</w:t>
             </w:r>
           </w:p>
         </w:tc>
@@ -5395,7 +5447,7 @@
                 <w:sz w:val="17"/>
                 <w:szCs w:val="17"/>
               </w:rPr>
-              <w:t xml:space="preserve">1,723</w:t>
+              <w:t xml:space="preserve">1,727</w:t>
             </w:r>
           </w:p>
         </w:tc>
@@ -7615,7 +7667,7 @@
                 <w:sz w:val="17"/>
                 <w:szCs w:val="17"/>
               </w:rPr>
-              <w:t xml:space="preserve">2,960</w:t>
+              <w:t xml:space="preserve">2,976</w:t>
             </w:r>
           </w:p>
         </w:tc>
@@ -8456,7 +8508,7 @@
           <w:sz w:val="21"/>
           <w:szCs w:val="21"/>
         </w:rPr>
-        <w:t xml:space="preserve"> — buying-rate dollar — present in the SAM region only, on Brazilian price lists. It carries no USD price on any of its 2,960 order lines, so before the rate table arrived there was nothing in the data to convert it with. The rate table settles it three separate ways:</w:t>
+        <w:t xml:space="preserve"> — buying-rate dollar — present in the SAM region only, on Brazilian price lists. It carries no USD price on any of its 2,976 order lines, so before the rate table arrived there was nothing in the data to convert it with. The rate table settles it three separate ways:</w:t>
       </w:r>
     </w:p>
     <w:p>
@@ -8556,7 +8608,7 @@
           <w:sz w:val="20"/>
           <w:szCs w:val="20"/>
         </w:rPr>
-        <w:t xml:space="preserve">The earlier read of this data suggested USC might be cents, which would have meant dividing by 100. It is not: the price-per-tonne ratio against comparable SAM lines was about 1/12, nowhere near 100×, and the rate table now confirms parity with USD. All 2,960 lines convert. Had the cents assumption been applied, SAM pricing would have been understated by two orders of magnitude.</w:t>
+        <w:t xml:space="preserve">The earlier read of this data suggested USC might be cents, which would have meant dividing by 100. It is not: the price-per-tonne ratio against comparable SAM lines was about 1/12, nowhere near 100×, and the rate table now confirms parity with USD. All 2,976 lines convert. Had the cents assumption been applied, SAM pricing would have been understated by two orders of magnitude.</w:t>
       </w:r>
     </w:p>
     <w:p>
@@ -8565,7 +8617,7 @@
         <w:spacing w:after="140" w:before="300"/>
       </w:pPr>
       <w:r>
-        <w:t xml:space="preserve">5.4 Which date the conversion is struck at</w:t>
+        <w:t xml:space="preserve">5.4 The source supplies the rate — and it is exact</w:t>
       </w:r>
     </w:p>
     <w:p>
@@ -8578,13 +8630,8 @@
           <w:sz w:val="21"/>
           <w:szCs w:val="21"/>
         </w:rPr>
-        <w:t xml:space="preserve">This was tested, not assumed. Every row carrying both a local and a USD price implies a rate — divide one by the other. Comparing that implied rate to the Corporate rate on each candidate date settles which date the source actually uses.</w:t>
-      </w:r>
-    </w:p>
-    <w:p>
-      <w:pPr>
-        <w:spacing w:after="120"/>
-      </w:pPr>
+        <w:t xml:space="preserve">The v2 sales order query joins Sales_Order_V and brings back </w:t>
+      </w:r>
       <w:r>
         <w:rPr>
           <w:rFonts w:ascii="Calibri" w:cs="Calibri" w:eastAsia="Calibri" w:hAnsi="Calibri"/>
@@ -8593,7 +8640,7 @@
           <w:sz w:val="21"/>
           <w:szCs w:val="21"/>
         </w:rPr>
-        <w:t xml:space="preserve">For shipped lines</w:t>
+        <w:t xml:space="preserve">Exchange_Date, Exchange_Rate and Exchange_Rate_Type</w:t>
       </w:r>
       <w:r>
         <w:rPr>
@@ -8601,7 +8648,7 @@
           <w:sz w:val="21"/>
           <w:szCs w:val="21"/>
         </w:rPr>
-        <w:t xml:space="preserve"> — 25,601 testable rows:</w:t>
+        <w:t xml:space="preserve">. That turns the conversion from something inferred into something read. Three tests, all on the current extract:</w:t>
       </w:r>
     </w:p>
     <w:p>
@@ -8630,10 +8677,8 @@
         </w:tblBorders>
       </w:tblPr>
       <w:tblGrid>
-        <w:gridCol w:w="2900"/>
-        <w:gridCol w:w="1700"/>
-        <w:gridCol w:w="1700"/>
-        <w:gridCol w:w="3636"/>
+        <w:gridCol w:w="4200"/>
+        <w:gridCol w:w="5736"/>
       </w:tblGrid>
       <w:tr>
         <w:trPr>
@@ -8641,7 +8686,7 @@
         </w:trPr>
         <w:tc>
           <w:tcPr>
-            <w:tcW w:type="dxa" w:w="2900"/>
+            <w:tcW w:type="dxa" w:w="4200"/>
             <w:shd w:fill="1F3864" w:val="clear"/>
             <w:tcMar>
               <w:top w:type="dxa" w:w="60"/>
@@ -8663,13 +8708,13 @@
                 <w:sz w:val="17"/>
                 <w:szCs w:val="17"/>
               </w:rPr>
-              <w:t xml:space="preserve">Candidate date</w:t>
-            </w:r>
-          </w:p>
-        </w:tc>
-        <w:tc>
-          <w:tcPr>
-            <w:tcW w:type="dxa" w:w="1700"/>
+              <w:t xml:space="preserve">Test</w:t>
+            </w:r>
+          </w:p>
+        </w:tc>
+        <w:tc>
+          <w:tcPr>
+            <w:tcW w:type="dxa" w:w="5736"/>
             <w:shd w:fill="1F3864" w:val="clear"/>
             <w:tcMar>
               <w:top w:type="dxa" w:w="60"/>
@@ -8691,63 +8736,7 @@
                 <w:sz w:val="17"/>
                 <w:szCs w:val="17"/>
               </w:rPr>
-              <w:t xml:space="preserve">Median error</w:t>
-            </w:r>
-          </w:p>
-        </w:tc>
-        <w:tc>
-          <w:tcPr>
-            <w:tcW w:type="dxa" w:w="1700"/>
-            <w:shd w:fill="1F3864" w:val="clear"/>
-            <w:tcMar>
-              <w:top w:type="dxa" w:w="60"/>
-              <w:left w:type="dxa" w:w="90"/>
-              <w:bottom w:type="dxa" w:w="60"/>
-              <w:right w:type="dxa" w:w="90"/>
-            </w:tcMar>
-          </w:tcPr>
-          <w:p>
-            <w:pPr>
-              <w:spacing w:after="0"/>
-            </w:pPr>
-            <w:r>
-              <w:rPr>
-                <w:rFonts w:ascii="Calibri" w:cs="Calibri" w:eastAsia="Calibri" w:hAnsi="Calibri"/>
-                <w:b/>
-                <w:bCs/>
-                <w:color w:val="FFFFFF"/>
-                <w:sz w:val="17"/>
-                <w:szCs w:val="17"/>
-              </w:rPr>
-              <w:t xml:space="preserve">Within 0.5%</w:t>
-            </w:r>
-          </w:p>
-        </w:tc>
-        <w:tc>
-          <w:tcPr>
-            <w:tcW w:type="dxa" w:w="3636"/>
-            <w:shd w:fill="1F3864" w:val="clear"/>
-            <w:tcMar>
-              <w:top w:type="dxa" w:w="60"/>
-              <w:left w:type="dxa" w:w="90"/>
-              <w:bottom w:type="dxa" w:w="60"/>
-              <w:right w:type="dxa" w:w="90"/>
-            </w:tcMar>
-          </w:tcPr>
-          <w:p>
-            <w:pPr>
-              <w:spacing w:after="0"/>
-            </w:pPr>
-            <w:r>
-              <w:rPr>
-                <w:rFonts w:ascii="Calibri" w:cs="Calibri" w:eastAsia="Calibri" w:hAnsi="Calibri"/>
-                <w:b/>
-                <w:bCs/>
-                <w:color w:val="FFFFFF"/>
-                <w:sz w:val="17"/>
-                <w:szCs w:val="17"/>
-              </w:rPr>
-              <w:t xml:space="preserve">Verdict</w:t>
+              <w:t xml:space="preserve">Result</w:t>
             </w:r>
           </w:p>
         </w:tc>
@@ -8755,104 +8744,51 @@
       <w:tr>
         <w:tc>
           <w:tcPr>
-            <w:tcW w:type="dxa" w:w="2900"/>
-            <w:shd w:fill="FFFFFF" w:val="clear"/>
-            <w:tcMar>
-              <w:top w:type="dxa" w:w="60"/>
-              <w:left w:type="dxa" w:w="90"/>
-              <w:bottom w:type="dxa" w:w="60"/>
-              <w:right w:type="dxa" w:w="90"/>
-            </w:tcMar>
-          </w:tcPr>
-          <w:p>
-            <w:pPr>
-              <w:spacing w:after="0"/>
-            </w:pPr>
-            <w:r>
-              <w:rPr>
-                <w:rFonts w:ascii="Calibri" w:cs="Calibri" w:eastAsia="Calibri" w:hAnsi="Calibri"/>
-                <w:sz w:val="17"/>
-                <w:szCs w:val="17"/>
-              </w:rPr>
-              <w:t xml:space="preserve">Actual shipment date</w:t>
-            </w:r>
-          </w:p>
-        </w:tc>
-        <w:tc>
-          <w:tcPr>
-            <w:tcW w:type="dxa" w:w="1700"/>
-            <w:shd w:fill="FFFFFF" w:val="clear"/>
-            <w:tcMar>
-              <w:top w:type="dxa" w:w="60"/>
-              <w:left w:type="dxa" w:w="90"/>
-              <w:bottom w:type="dxa" w:w="60"/>
-              <w:right w:type="dxa" w:w="90"/>
-            </w:tcMar>
-          </w:tcPr>
-          <w:p>
-            <w:pPr>
-              <w:spacing w:after="0"/>
-              <w:jc w:val="center"/>
-            </w:pPr>
-            <w:r>
-              <w:rPr>
-                <w:rFonts w:ascii="Calibri" w:cs="Calibri" w:eastAsia="Calibri" w:hAnsi="Calibri"/>
-                <w:sz w:val="17"/>
-                <w:szCs w:val="17"/>
-              </w:rPr>
-              <w:t xml:space="preserve">0.000%</w:t>
-            </w:r>
-          </w:p>
-        </w:tc>
-        <w:tc>
-          <w:tcPr>
-            <w:tcW w:type="dxa" w:w="1700"/>
-            <w:shd w:fill="FFFFFF" w:val="clear"/>
-            <w:tcMar>
-              <w:top w:type="dxa" w:w="60"/>
-              <w:left w:type="dxa" w:w="90"/>
-              <w:bottom w:type="dxa" w:w="60"/>
-              <w:right w:type="dxa" w:w="90"/>
-            </w:tcMar>
-          </w:tcPr>
-          <w:p>
-            <w:pPr>
-              <w:spacing w:after="0"/>
-              <w:jc w:val="center"/>
-            </w:pPr>
-            <w:r>
-              <w:rPr>
-                <w:rFonts w:ascii="Calibri" w:cs="Calibri" w:eastAsia="Calibri" w:hAnsi="Calibri"/>
-                <w:sz w:val="17"/>
-                <w:szCs w:val="17"/>
-              </w:rPr>
-              <w:t xml:space="preserve">100.0%</w:t>
-            </w:r>
-          </w:p>
-        </w:tc>
-        <w:tc>
-          <w:tcPr>
-            <w:tcW w:type="dxa" w:w="3636"/>
-            <w:shd w:fill="FFFFFF" w:val="clear"/>
-            <w:tcMar>
-              <w:top w:type="dxa" w:w="60"/>
-              <w:left w:type="dxa" w:w="90"/>
-              <w:bottom w:type="dxa" w:w="60"/>
-              <w:right w:type="dxa" w:w="90"/>
-            </w:tcMar>
-          </w:tcPr>
-          <w:p>
-            <w:pPr>
-              <w:spacing w:after="0"/>
-            </w:pPr>
-            <w:r>
-              <w:rPr>
-                <w:rFonts w:ascii="Calibri" w:cs="Calibri" w:eastAsia="Calibri" w:hAnsi="Calibri"/>
-                <w:color w:val="2E7D32"/>
-                <w:sz w:val="17"/>
-                <w:szCs w:val="17"/>
-              </w:rPr>
-              <w:t xml:space="preserve">This is what the source uses</w:t>
+            <w:tcW w:type="dxa" w:w="4200"/>
+            <w:shd w:fill="FFFFFF" w:val="clear"/>
+            <w:tcMar>
+              <w:top w:type="dxa" w:w="60"/>
+              <w:left w:type="dxa" w:w="90"/>
+              <w:bottom w:type="dxa" w:w="60"/>
+              <w:right w:type="dxa" w:w="90"/>
+            </w:tcMar>
+          </w:tcPr>
+          <w:p>
+            <w:pPr>
+              <w:spacing w:after="0"/>
+            </w:pPr>
+            <w:r>
+              <w:rPr>
+                <w:rFonts w:ascii="Calibri" w:cs="Calibri" w:eastAsia="Calibri" w:hAnsi="Calibri"/>
+                <w:sz w:val="17"/>
+                <w:szCs w:val="17"/>
+              </w:rPr>
+              <w:t xml:space="preserve">Exchange_Rate × local price vs the source USD price</w:t>
+            </w:r>
+          </w:p>
+        </w:tc>
+        <w:tc>
+          <w:tcPr>
+            <w:tcW w:type="dxa" w:w="5736"/>
+            <w:shd w:fill="FFFFFF" w:val="clear"/>
+            <w:tcMar>
+              <w:top w:type="dxa" w:w="60"/>
+              <w:left w:type="dxa" w:w="90"/>
+              <w:bottom w:type="dxa" w:w="60"/>
+              <w:right w:type="dxa" w:w="90"/>
+            </w:tcMar>
+          </w:tcPr>
+          <w:p>
+            <w:pPr>
+              <w:spacing w:after="0"/>
+            </w:pPr>
+            <w:r>
+              <w:rPr>
+                <w:rFonts w:ascii="Calibri" w:cs="Calibri" w:eastAsia="Calibri" w:hAnsi="Calibri"/>
+                <w:sz w:val="17"/>
+                <w:szCs w:val="17"/>
+              </w:rPr>
+              <w:t xml:space="preserve">Exact on 100% of 25,834 rows — and on 100% of 23,602 list prices</w:t>
             </w:r>
           </w:p>
         </w:tc>
@@ -8860,103 +8796,51 @@
       <w:tr>
         <w:tc>
           <w:tcPr>
-            <w:tcW w:type="dxa" w:w="2900"/>
-            <w:shd w:fill="F7F9FC" w:val="clear"/>
-            <w:tcMar>
-              <w:top w:type="dxa" w:w="60"/>
-              <w:left w:type="dxa" w:w="90"/>
-              <w:bottom w:type="dxa" w:w="60"/>
-              <w:right w:type="dxa" w:w="90"/>
-            </w:tcMar>
-          </w:tcPr>
-          <w:p>
-            <w:pPr>
-              <w:spacing w:after="0"/>
-            </w:pPr>
-            <w:r>
-              <w:rPr>
-                <w:rFonts w:ascii="Calibri" w:cs="Calibri" w:eastAsia="Calibri" w:hAnsi="Calibri"/>
-                <w:sz w:val="17"/>
-                <w:szCs w:val="17"/>
-              </w:rPr>
-              <w:t xml:space="preserve">Fulfilment date</w:t>
-            </w:r>
-          </w:p>
-        </w:tc>
-        <w:tc>
-          <w:tcPr>
-            <w:tcW w:type="dxa" w:w="1700"/>
-            <w:shd w:fill="F7F9FC" w:val="clear"/>
-            <w:tcMar>
-              <w:top w:type="dxa" w:w="60"/>
-              <w:left w:type="dxa" w:w="90"/>
-              <w:bottom w:type="dxa" w:w="60"/>
-              <w:right w:type="dxa" w:w="90"/>
-            </w:tcMar>
-          </w:tcPr>
-          <w:p>
-            <w:pPr>
-              <w:spacing w:after="0"/>
-              <w:jc w:val="center"/>
-            </w:pPr>
-            <w:r>
-              <w:rPr>
-                <w:rFonts w:ascii="Calibri" w:cs="Calibri" w:eastAsia="Calibri" w:hAnsi="Calibri"/>
-                <w:sz w:val="17"/>
-                <w:szCs w:val="17"/>
-              </w:rPr>
-              <w:t xml:space="preserve">0.000%</w:t>
-            </w:r>
-          </w:p>
-        </w:tc>
-        <w:tc>
-          <w:tcPr>
-            <w:tcW w:type="dxa" w:w="1700"/>
-            <w:shd w:fill="F7F9FC" w:val="clear"/>
-            <w:tcMar>
-              <w:top w:type="dxa" w:w="60"/>
-              <w:left w:type="dxa" w:w="90"/>
-              <w:bottom w:type="dxa" w:w="60"/>
-              <w:right w:type="dxa" w:w="90"/>
-            </w:tcMar>
-          </w:tcPr>
-          <w:p>
-            <w:pPr>
-              <w:spacing w:after="0"/>
-              <w:jc w:val="center"/>
-            </w:pPr>
-            <w:r>
-              <w:rPr>
-                <w:rFonts w:ascii="Calibri" w:cs="Calibri" w:eastAsia="Calibri" w:hAnsi="Calibri"/>
-                <w:sz w:val="17"/>
-                <w:szCs w:val="17"/>
-              </w:rPr>
-              <w:t xml:space="preserve">99.4%</w:t>
-            </w:r>
-          </w:p>
-        </w:tc>
-        <w:tc>
-          <w:tcPr>
-            <w:tcW w:type="dxa" w:w="3636"/>
-            <w:shd w:fill="F7F9FC" w:val="clear"/>
-            <w:tcMar>
-              <w:top w:type="dxa" w:w="60"/>
-              <w:left w:type="dxa" w:w="90"/>
-              <w:bottom w:type="dxa" w:w="60"/>
-              <w:right w:type="dxa" w:w="90"/>
-            </w:tcMar>
-          </w:tcPr>
-          <w:p>
-            <w:pPr>
-              <w:spacing w:after="0"/>
-            </w:pPr>
-            <w:r>
-              <w:rPr>
-                <w:rFonts w:ascii="Calibri" w:cs="Calibri" w:eastAsia="Calibri" w:hAnsi="Calibri"/>
-                <w:sz w:val="17"/>
-                <w:szCs w:val="17"/>
-              </w:rPr>
-              <w:t xml:space="preserve">Effectively the same date</w:t>
+            <w:tcW w:type="dxa" w:w="4200"/>
+            <w:shd w:fill="F7F9FC" w:val="clear"/>
+            <w:tcMar>
+              <w:top w:type="dxa" w:w="60"/>
+              <w:left w:type="dxa" w:w="90"/>
+              <w:bottom w:type="dxa" w:w="60"/>
+              <w:right w:type="dxa" w:w="90"/>
+            </w:tcMar>
+          </w:tcPr>
+          <w:p>
+            <w:pPr>
+              <w:spacing w:after="0"/>
+            </w:pPr>
+            <w:r>
+              <w:rPr>
+                <w:rFonts w:ascii="Calibri" w:cs="Calibri" w:eastAsia="Calibri" w:hAnsi="Calibri"/>
+                <w:sz w:val="17"/>
+                <w:szCs w:val="17"/>
+              </w:rPr>
+              <w:t xml:space="preserve">Exchange_Date vs Line_Actual_Shipment_Date</w:t>
+            </w:r>
+          </w:p>
+        </w:tc>
+        <w:tc>
+          <w:tcPr>
+            <w:tcW w:type="dxa" w:w="5736"/>
+            <w:shd w:fill="F7F9FC" w:val="clear"/>
+            <w:tcMar>
+              <w:top w:type="dxa" w:w="60"/>
+              <w:left w:type="dxa" w:w="90"/>
+              <w:bottom w:type="dxa" w:w="60"/>
+              <w:right w:type="dxa" w:w="90"/>
+            </w:tcMar>
+          </w:tcPr>
+          <w:p>
+            <w:pPr>
+              <w:spacing w:after="0"/>
+            </w:pPr>
+            <w:r>
+              <w:rPr>
+                <w:rFonts w:ascii="Calibri" w:cs="Calibri" w:eastAsia="Calibri" w:hAnsi="Calibri"/>
+                <w:sz w:val="17"/>
+                <w:szCs w:val="17"/>
+              </w:rPr>
+              <w:t xml:space="preserve">Equal on 100% of the 28,719 shipped rows. Zero offset, not approximately.</w:t>
             </w:r>
           </w:p>
         </w:tc>
@@ -8964,103 +8848,51 @@
       <w:tr>
         <w:tc>
           <w:tcPr>
-            <w:tcW w:type="dxa" w:w="2900"/>
-            <w:shd w:fill="FFFFFF" w:val="clear"/>
-            <w:tcMar>
-              <w:top w:type="dxa" w:w="60"/>
-              <w:left w:type="dxa" w:w="90"/>
-              <w:bottom w:type="dxa" w:w="60"/>
-              <w:right w:type="dxa" w:w="90"/>
-            </w:tcMar>
-          </w:tcPr>
-          <w:p>
-            <w:pPr>
-              <w:spacing w:after="0"/>
-            </w:pPr>
-            <w:r>
-              <w:rPr>
-                <w:rFonts w:ascii="Calibri" w:cs="Calibri" w:eastAsia="Calibri" w:hAnsi="Calibri"/>
-                <w:sz w:val="17"/>
-                <w:szCs w:val="17"/>
-              </w:rPr>
-              <w:t xml:space="preserve">Scheduled ship date</w:t>
-            </w:r>
-          </w:p>
-        </w:tc>
-        <w:tc>
-          <w:tcPr>
-            <w:tcW w:type="dxa" w:w="1700"/>
-            <w:shd w:fill="FFFFFF" w:val="clear"/>
-            <w:tcMar>
-              <w:top w:type="dxa" w:w="60"/>
-              <w:left w:type="dxa" w:w="90"/>
-              <w:bottom w:type="dxa" w:w="60"/>
-              <w:right w:type="dxa" w:w="90"/>
-            </w:tcMar>
-          </w:tcPr>
-          <w:p>
-            <w:pPr>
-              <w:spacing w:after="0"/>
-              <w:jc w:val="center"/>
-            </w:pPr>
-            <w:r>
-              <w:rPr>
-                <w:rFonts w:ascii="Calibri" w:cs="Calibri" w:eastAsia="Calibri" w:hAnsi="Calibri"/>
-                <w:sz w:val="17"/>
-                <w:szCs w:val="17"/>
-              </w:rPr>
-              <w:t xml:space="preserve">0.091%</w:t>
-            </w:r>
-          </w:p>
-        </w:tc>
-        <w:tc>
-          <w:tcPr>
-            <w:tcW w:type="dxa" w:w="1700"/>
-            <w:shd w:fill="FFFFFF" w:val="clear"/>
-            <w:tcMar>
-              <w:top w:type="dxa" w:w="60"/>
-              <w:left w:type="dxa" w:w="90"/>
-              <w:bottom w:type="dxa" w:w="60"/>
-              <w:right w:type="dxa" w:w="90"/>
-            </w:tcMar>
-          </w:tcPr>
-          <w:p>
-            <w:pPr>
-              <w:spacing w:after="0"/>
-              <w:jc w:val="center"/>
-            </w:pPr>
-            <w:r>
-              <w:rPr>
-                <w:rFonts w:ascii="Calibri" w:cs="Calibri" w:eastAsia="Calibri" w:hAnsi="Calibri"/>
-                <w:sz w:val="17"/>
-                <w:szCs w:val="17"/>
-              </w:rPr>
-              <w:t xml:space="preserve">76.1%</w:t>
-            </w:r>
-          </w:p>
-        </w:tc>
-        <w:tc>
-          <w:tcPr>
-            <w:tcW w:type="dxa" w:w="3636"/>
-            <w:shd w:fill="FFFFFF" w:val="clear"/>
-            <w:tcMar>
-              <w:top w:type="dxa" w:w="60"/>
-              <w:left w:type="dxa" w:w="90"/>
-              <w:bottom w:type="dxa" w:w="60"/>
-              <w:right w:type="dxa" w:w="90"/>
-            </w:tcMar>
-          </w:tcPr>
-          <w:p>
-            <w:pPr>
-              <w:spacing w:after="0"/>
-            </w:pPr>
-            <w:r>
-              <w:rPr>
-                <w:rFonts w:ascii="Calibri" w:cs="Calibri" w:eastAsia="Calibri" w:hAnsi="Calibri"/>
-                <w:sz w:val="17"/>
-                <w:szCs w:val="17"/>
-              </w:rPr>
-              <w:t xml:space="preserve">Close, but not it</w:t>
+            <w:tcW w:type="dxa" w:w="4200"/>
+            <w:shd w:fill="FFFFFF" w:val="clear"/>
+            <w:tcMar>
+              <w:top w:type="dxa" w:w="60"/>
+              <w:left w:type="dxa" w:w="90"/>
+              <w:bottom w:type="dxa" w:w="60"/>
+              <w:right w:type="dxa" w:w="90"/>
+            </w:tcMar>
+          </w:tcPr>
+          <w:p>
+            <w:pPr>
+              <w:spacing w:after="0"/>
+            </w:pPr>
+            <w:r>
+              <w:rPr>
+                <w:rFonts w:ascii="Calibri" w:cs="Calibri" w:eastAsia="Calibri" w:hAnsi="Calibri"/>
+                <w:sz w:val="17"/>
+                <w:szCs w:val="17"/>
+              </w:rPr>
+              <w:t xml:space="preserve">Exchange_Rate_Type</w:t>
+            </w:r>
+          </w:p>
+        </w:tc>
+        <w:tc>
+          <w:tcPr>
+            <w:tcW w:type="dxa" w:w="5736"/>
+            <w:shd w:fill="FFFFFF" w:val="clear"/>
+            <w:tcMar>
+              <w:top w:type="dxa" w:w="60"/>
+              <w:left w:type="dxa" w:w="90"/>
+              <w:bottom w:type="dxa" w:w="60"/>
+              <w:right w:type="dxa" w:w="90"/>
+            </w:tcMar>
+          </w:tcPr>
+          <w:p>
+            <w:pPr>
+              <w:spacing w:after="0"/>
+            </w:pPr>
+            <w:r>
+              <w:rPr>
+                <w:rFonts w:ascii="Calibri" w:cs="Calibri" w:eastAsia="Calibri" w:hAnsi="Calibri"/>
+                <w:sz w:val="17"/>
+                <w:szCs w:val="17"/>
+              </w:rPr>
+              <w:t xml:space="preserve">'Corporate' on every populated row — independently confirms the type chosen for dim_ExchangeRate</w:t>
             </w:r>
           </w:p>
         </w:tc>
@@ -9068,104 +8900,51 @@
       <w:tr>
         <w:tc>
           <w:tcPr>
-            <w:tcW w:type="dxa" w:w="2900"/>
-            <w:shd w:fill="F7F9FC" w:val="clear"/>
-            <w:tcMar>
-              <w:top w:type="dxa" w:w="60"/>
-              <w:left w:type="dxa" w:w="90"/>
-              <w:bottom w:type="dxa" w:w="60"/>
-              <w:right w:type="dxa" w:w="90"/>
-            </w:tcMar>
-          </w:tcPr>
-          <w:p>
-            <w:pPr>
-              <w:spacing w:after="0"/>
-            </w:pPr>
-            <w:r>
-              <w:rPr>
-                <w:rFonts w:ascii="Calibri" w:cs="Calibri" w:eastAsia="Calibri" w:hAnsi="Calibri"/>
-                <w:sz w:val="17"/>
-                <w:szCs w:val="17"/>
-              </w:rPr>
-              <w:t xml:space="preserve">Order date</w:t>
-            </w:r>
-          </w:p>
-        </w:tc>
-        <w:tc>
-          <w:tcPr>
-            <w:tcW w:type="dxa" w:w="1700"/>
-            <w:shd w:fill="F7F9FC" w:val="clear"/>
-            <w:tcMar>
-              <w:top w:type="dxa" w:w="60"/>
-              <w:left w:type="dxa" w:w="90"/>
-              <w:bottom w:type="dxa" w:w="60"/>
-              <w:right w:type="dxa" w:w="90"/>
-            </w:tcMar>
-          </w:tcPr>
-          <w:p>
-            <w:pPr>
-              <w:spacing w:after="0"/>
-              <w:jc w:val="center"/>
-            </w:pPr>
-            <w:r>
-              <w:rPr>
-                <w:rFonts w:ascii="Calibri" w:cs="Calibri" w:eastAsia="Calibri" w:hAnsi="Calibri"/>
-                <w:sz w:val="17"/>
-                <w:szCs w:val="17"/>
-              </w:rPr>
-              <w:t xml:space="preserve">1.002%</w:t>
-            </w:r>
-          </w:p>
-        </w:tc>
-        <w:tc>
-          <w:tcPr>
-            <w:tcW w:type="dxa" w:w="1700"/>
-            <w:shd w:fill="F7F9FC" w:val="clear"/>
-            <w:tcMar>
-              <w:top w:type="dxa" w:w="60"/>
-              <w:left w:type="dxa" w:w="90"/>
-              <w:bottom w:type="dxa" w:w="60"/>
-              <w:right w:type="dxa" w:w="90"/>
-            </w:tcMar>
-          </w:tcPr>
-          <w:p>
-            <w:pPr>
-              <w:spacing w:after="0"/>
-              <w:jc w:val="center"/>
-            </w:pPr>
-            <w:r>
-              <w:rPr>
-                <w:rFonts w:ascii="Calibri" w:cs="Calibri" w:eastAsia="Calibri" w:hAnsi="Calibri"/>
-                <w:sz w:val="17"/>
-                <w:szCs w:val="17"/>
-              </w:rPr>
-              <w:t xml:space="preserve">28.2%</w:t>
-            </w:r>
-          </w:p>
-        </w:tc>
-        <w:tc>
-          <w:tcPr>
-            <w:tcW w:type="dxa" w:w="3636"/>
-            <w:shd w:fill="F7F9FC" w:val="clear"/>
-            <w:tcMar>
-              <w:top w:type="dxa" w:w="60"/>
-              <w:left w:type="dxa" w:w="90"/>
-              <w:bottom w:type="dxa" w:w="60"/>
-              <w:right w:type="dxa" w:w="90"/>
-            </w:tcMar>
-          </w:tcPr>
-          <w:p>
-            <w:pPr>
-              <w:spacing w:after="0"/>
-            </w:pPr>
-            <w:r>
-              <w:rPr>
-                <w:rFonts w:ascii="Calibri" w:cs="Calibri" w:eastAsia="Calibri" w:hAnsi="Calibri"/>
-                <w:color w:val="C00000"/>
-                <w:sz w:val="17"/>
-                <w:szCs w:val="17"/>
-              </w:rPr>
-              <w:t xml:space="preserve">Wrong by about 1% on every line</w:t>
+            <w:tcW w:type="dxa" w:w="4200"/>
+            <w:shd w:fill="F7F9FC" w:val="clear"/>
+            <w:tcMar>
+              <w:top w:type="dxa" w:w="60"/>
+              <w:left w:type="dxa" w:w="90"/>
+              <w:bottom w:type="dxa" w:w="60"/>
+              <w:right w:type="dxa" w:w="90"/>
+            </w:tcMar>
+          </w:tcPr>
+          <w:p>
+            <w:pPr>
+              <w:spacing w:after="0"/>
+            </w:pPr>
+            <w:r>
+              <w:rPr>
+                <w:rFonts w:ascii="Calibri" w:cs="Calibri" w:eastAsia="Calibri" w:hAnsi="Calibri"/>
+                <w:sz w:val="17"/>
+                <w:szCs w:val="17"/>
+              </w:rPr>
+              <w:t xml:space="preserve">USD and USC rows</w:t>
+            </w:r>
+          </w:p>
+        </w:tc>
+        <w:tc>
+          <w:tcPr>
+            <w:tcW w:type="dxa" w:w="5736"/>
+            <w:shd w:fill="F7F9FC" w:val="clear"/>
+            <w:tcMar>
+              <w:top w:type="dxa" w:w="60"/>
+              <w:left w:type="dxa" w:w="90"/>
+              <w:bottom w:type="dxa" w:w="60"/>
+              <w:right w:type="dxa" w:w="90"/>
+            </w:tcMar>
+          </w:tcPr>
+          <w:p>
+            <w:pPr>
+              <w:spacing w:after="0"/>
+            </w:pPr>
+            <w:r>
+              <w:rPr>
+                <w:rFonts w:ascii="Calibri" w:cs="Calibri" w:eastAsia="Calibri" w:hAnsi="Calibri"/>
+                <w:sz w:val="17"/>
+                <w:szCs w:val="17"/>
+              </w:rPr>
+              <w:t xml:space="preserve">Carry no rate at all, which independently confirms USC is handled as USD at parity</w:t>
             </w:r>
           </w:p>
         </w:tc>
@@ -9178,46 +8957,52 @@
       <w:r>
         <w:rPr>
           <w:rFonts w:ascii="Calibri" w:cs="Calibri" w:eastAsia="Calibri" w:hAnsi="Calibri"/>
-          <w:sz w:val="10"/>
-          <w:szCs w:val="10"/>
+          <w:sz w:val="8"/>
+          <w:szCs w:val="8"/>
         </w:rPr>
         <w:t xml:space="preserve"> </w:t>
       </w:r>
     </w:p>
     <w:p>
       <w:pPr>
-        <w:spacing w:after="120"/>
+        <w:shd w:fill="EFF9F2" w:val="clear"/>
+        <w:spacing w:after="0" w:before="130"/>
+        <w:ind w:left="110" w:right="110"/>
       </w:pPr>
       <w:r>
         <w:rPr>
           <w:rFonts w:ascii="Calibri" w:cs="Calibri" w:eastAsia="Calibri" w:hAnsi="Calibri"/>
           <w:b/>
           <w:bCs/>
-          <w:sz w:val="21"/>
-          <w:szCs w:val="21"/>
-        </w:rPr>
-        <w:t xml:space="preserve">For unshipped lines</w:t>
-      </w:r>
+          <w:color w:val="1B6B37"/>
+          <w:sz w:val="16"/>
+          <w:szCs w:val="16"/>
+        </w:rPr>
+        <w:t xml:space="preserve">THE EARLIER INFERENCE WAS RIGHT, AND IS NOW RETIRED</w:t>
+      </w:r>
+    </w:p>
+    <w:p>
+      <w:pPr>
+        <w:shd w:fill="EFF9F2" w:val="clear"/>
+        <w:spacing w:after="150"/>
+        <w:ind w:left="110" w:right="110"/>
+      </w:pPr>
       <w:r>
         <w:rPr>
           <w:rFonts w:ascii="Calibri" w:cs="Calibri" w:eastAsia="Calibri" w:hAnsi="Calibri"/>
-          <w:sz w:val="21"/>
-          <w:szCs w:val="21"/>
-        </w:rPr>
-        <w:t xml:space="preserve"> there is no actual date, so the ladder has to continue. The same test on the 1,662 unshipped rows that do carry a source USD price:</w:t>
-      </w:r>
-    </w:p>
-    <w:p>
-      <w:pPr>
-        <w:spacing w:after="120"/>
-      </w:pPr>
-      <w:r>
-        <w:rPr>
-          <w:rFonts w:ascii="Calibri" w:cs="Calibri" w:eastAsia="Calibri" w:hAnsi="Calibri"/>
-          <w:sz w:val="6"/>
-          <w:szCs w:val="6"/>
-        </w:rPr>
-        <w:t xml:space="preserve"> </w:t>
+          <w:sz w:val="20"/>
+          <w:szCs w:val="20"/>
+        </w:rPr>
+        <w:t xml:space="preserve">Before these columns existed the model inferred the conversion date by comparing implied rates across candidate dates. That test pointed at actual shipment date with 100% agreement. The source now says the same thing directly. The inference has been replaced by the fact — the ladder survives only as a fallback for rows the source leaves blank.</w:t>
+      </w:r>
+    </w:p>
+    <w:p>
+      <w:pPr>
+        <w:pStyle w:val="Heading2"/>
+        <w:spacing w:after="140" w:before="300"/>
+      </w:pPr>
+      <w:r>
+        <w:t xml:space="preserve">5.5 Rate precedence — three tiers</w:t>
       </w:r>
     </w:p>
     <w:tbl>
@@ -9233,10 +9018,11 @@
         </w:tblBorders>
       </w:tblPr>
       <w:tblGrid>
+        <w:gridCol w:w="2200"/>
         <w:gridCol w:w="2900"/>
-        <w:gridCol w:w="1700"/>
-        <w:gridCol w:w="1700"/>
-        <w:gridCol w:w="3636"/>
+        <w:gridCol w:w="1100"/>
+        <w:gridCol w:w="900"/>
+        <w:gridCol w:w="2836"/>
       </w:tblGrid>
       <w:tr>
         <w:trPr>
@@ -9244,7 +9030,7 @@
         </w:trPr>
         <w:tc>
           <w:tcPr>
-            <w:tcW w:type="dxa" w:w="2900"/>
+            <w:tcW w:type="dxa" w:w="2200"/>
             <w:shd w:fill="1F3864" w:val="clear"/>
             <w:tcMar>
               <w:top w:type="dxa" w:w="60"/>
@@ -9266,13 +9052,13 @@
                 <w:sz w:val="17"/>
                 <w:szCs w:val="17"/>
               </w:rPr>
-              <w:t xml:space="preserve">Candidate date</w:t>
-            </w:r>
-          </w:p>
-        </w:tc>
-        <w:tc>
-          <w:tcPr>
-            <w:tcW w:type="dxa" w:w="1700"/>
+              <w:t xml:space="preserve">Tier</w:t>
+            </w:r>
+          </w:p>
+        </w:tc>
+        <w:tc>
+          <w:tcPr>
+            <w:tcW w:type="dxa" w:w="2900"/>
             <w:shd w:fill="1F3864" w:val="clear"/>
             <w:tcMar>
               <w:top w:type="dxa" w:w="60"/>
@@ -9294,13 +9080,13 @@
                 <w:sz w:val="17"/>
                 <w:szCs w:val="17"/>
               </w:rPr>
-              <w:t xml:space="preserve">Median error</w:t>
-            </w:r>
-          </w:p>
-        </w:tc>
-        <w:tc>
-          <w:tcPr>
-            <w:tcW w:type="dxa" w:w="1700"/>
+              <w:t xml:space="preserve">Applies to</w:t>
+            </w:r>
+          </w:p>
+        </w:tc>
+        <w:tc>
+          <w:tcPr>
+            <w:tcW w:type="dxa" w:w="1100"/>
             <w:shd w:fill="1F3864" w:val="clear"/>
             <w:tcMar>
               <w:top w:type="dxa" w:w="60"/>
@@ -9322,13 +9108,13 @@
                 <w:sz w:val="17"/>
                 <w:szCs w:val="17"/>
               </w:rPr>
-              <w:t xml:space="preserve">Within 0.5%</w:t>
-            </w:r>
-          </w:p>
-        </w:tc>
-        <w:tc>
-          <w:tcPr>
-            <w:tcW w:type="dxa" w:w="3636"/>
+              <w:t xml:space="preserve">Lines</w:t>
+            </w:r>
+          </w:p>
+        </w:tc>
+        <w:tc>
+          <w:tcPr>
+            <w:tcW w:type="dxa" w:w="900"/>
             <w:shd w:fill="1F3864" w:val="clear"/>
             <w:tcMar>
               <w:top w:type="dxa" w:w="60"/>
@@ -9350,7 +9136,35 @@
                 <w:sz w:val="17"/>
                 <w:szCs w:val="17"/>
               </w:rPr>
-              <w:t xml:space="preserve">Verdict</w:t>
+              <w:t xml:space="preserve">Share</w:t>
+            </w:r>
+          </w:p>
+        </w:tc>
+        <w:tc>
+          <w:tcPr>
+            <w:tcW w:type="dxa" w:w="2836"/>
+            <w:shd w:fill="1F3864" w:val="clear"/>
+            <w:tcMar>
+              <w:top w:type="dxa" w:w="60"/>
+              <w:left w:type="dxa" w:w="90"/>
+              <w:bottom w:type="dxa" w:w="60"/>
+              <w:right w:type="dxa" w:w="90"/>
+            </w:tcMar>
+          </w:tcPr>
+          <w:p>
+            <w:pPr>
+              <w:spacing w:after="0"/>
+            </w:pPr>
+            <w:r>
+              <w:rPr>
+                <w:rFonts w:ascii="Calibri" w:cs="Calibri" w:eastAsia="Calibri" w:hAnsi="Calibri"/>
+                <w:b/>
+                <w:bCs/>
+                <w:color w:val="FFFFFF"/>
+                <w:sz w:val="17"/>
+                <w:szCs w:val="17"/>
+              </w:rPr>
+              <w:t xml:space="preserve">Why</w:t>
             </w:r>
           </w:p>
         </w:tc>
@@ -9358,6 +9172,31 @@
       <w:tr>
         <w:tc>
           <w:tcPr>
+            <w:tcW w:type="dxa" w:w="2200"/>
+            <w:shd w:fill="FFFFFF" w:val="clear"/>
+            <w:tcMar>
+              <w:top w:type="dxa" w:w="60"/>
+              <w:left w:type="dxa" w:w="90"/>
+              <w:bottom w:type="dxa" w:w="60"/>
+              <w:right w:type="dxa" w:w="90"/>
+            </w:tcMar>
+          </w:tcPr>
+          <w:p>
+            <w:pPr>
+              <w:spacing w:after="0"/>
+            </w:pPr>
+            <w:r>
+              <w:rPr>
+                <w:rFonts w:ascii="Consolas" w:cs="Consolas" w:eastAsia="Consolas" w:hAnsi="Consolas"/>
+                <w:sz w:val="17"/>
+                <w:szCs w:val="17"/>
+              </w:rPr>
+              <w:t xml:space="preserve">1 — Identity</w:t>
+            </w:r>
+          </w:p>
+        </w:tc>
+        <w:tc>
+          <w:tcPr>
             <w:tcW w:type="dxa" w:w="2900"/>
             <w:shd w:fill="FFFFFF" w:val="clear"/>
             <w:tcMar>
@@ -9377,13 +9216,13 @@
                 <w:sz w:val="17"/>
                 <w:szCs w:val="17"/>
               </w:rPr>
-              <w:t xml:space="preserve">Promise date</w:t>
-            </w:r>
-          </w:p>
-        </w:tc>
-        <w:tc>
-          <w:tcPr>
-            <w:tcW w:type="dxa" w:w="1700"/>
+              <w:t xml:space="preserve">USD and USC</w:t>
+            </w:r>
+          </w:p>
+        </w:tc>
+        <w:tc>
+          <w:tcPr>
+            <w:tcW w:type="dxa" w:w="1100"/>
             <w:shd w:fill="FFFFFF" w:val="clear"/>
             <w:tcMar>
               <w:top w:type="dxa" w:w="60"/>
@@ -9403,13 +9242,13 @@
                 <w:sz w:val="17"/>
                 <w:szCs w:val="17"/>
               </w:rPr>
-              <w:t xml:space="preserve">0.173%</w:t>
-            </w:r>
-          </w:p>
-        </w:tc>
-        <w:tc>
-          <w:tcPr>
-            <w:tcW w:type="dxa" w:w="1700"/>
+              <w:t xml:space="preserve">33,120</w:t>
+            </w:r>
+          </w:p>
+        </w:tc>
+        <w:tc>
+          <w:tcPr>
+            <w:tcW w:type="dxa" w:w="900"/>
             <w:shd w:fill="FFFFFF" w:val="clear"/>
             <w:tcMar>
               <w:top w:type="dxa" w:w="60"/>
@@ -9429,33 +9268,32 @@
                 <w:sz w:val="17"/>
                 <w:szCs w:val="17"/>
               </w:rPr>
-              <w:t xml:space="preserve">77.2%</w:t>
-            </w:r>
-          </w:p>
-        </w:tc>
-        <w:tc>
-          <w:tcPr>
-            <w:tcW w:type="dxa" w:w="3636"/>
-            <w:shd w:fill="FFFFFF" w:val="clear"/>
-            <w:tcMar>
-              <w:top w:type="dxa" w:w="60"/>
-              <w:left w:type="dxa" w:w="90"/>
-              <w:bottom w:type="dxa" w:w="60"/>
-              <w:right w:type="dxa" w:w="90"/>
-            </w:tcMar>
-          </w:tcPr>
-          <w:p>
-            <w:pPr>
-              <w:spacing w:after="0"/>
-            </w:pPr>
-            <w:r>
-              <w:rPr>
-                <w:rFonts w:ascii="Calibri" w:cs="Calibri" w:eastAsia="Calibri" w:hAnsi="Calibri"/>
-                <w:color w:val="2E7D32"/>
-                <w:sz w:val="17"/>
-                <w:szCs w:val="17"/>
-              </w:rPr>
-              <w:t xml:space="preserve">Best forward basis — adopted</w:t>
+              <w:t xml:space="preserve">48.0%</w:t>
+            </w:r>
+          </w:p>
+        </w:tc>
+        <w:tc>
+          <w:tcPr>
+            <w:tcW w:type="dxa" w:w="2836"/>
+            <w:shd w:fill="FFFFFF" w:val="clear"/>
+            <w:tcMar>
+              <w:top w:type="dxa" w:w="60"/>
+              <w:left w:type="dxa" w:w="90"/>
+              <w:bottom w:type="dxa" w:w="60"/>
+              <w:right w:type="dxa" w:w="90"/>
+            </w:tcMar>
+          </w:tcPr>
+          <w:p>
+            <w:pPr>
+              <w:spacing w:after="0"/>
+            </w:pPr>
+            <w:r>
+              <w:rPr>
+                <w:rFonts w:ascii="Calibri" w:cs="Calibri" w:eastAsia="Calibri" w:hAnsi="Calibri"/>
+                <w:sz w:val="17"/>
+                <w:szCs w:val="17"/>
+              </w:rPr>
+              <w:t xml:space="preserve">No conversion needed. USC is 1:1 with USD, and the source supplies no rate for either.</w:t>
             </w:r>
           </w:p>
         </w:tc>
@@ -9463,6 +9301,31 @@
       <w:tr>
         <w:tc>
           <w:tcPr>
+            <w:tcW w:type="dxa" w:w="2200"/>
+            <w:shd w:fill="F7F9FC" w:val="clear"/>
+            <w:tcMar>
+              <w:top w:type="dxa" w:w="60"/>
+              <w:left w:type="dxa" w:w="90"/>
+              <w:bottom w:type="dxa" w:w="60"/>
+              <w:right w:type="dxa" w:w="90"/>
+            </w:tcMar>
+          </w:tcPr>
+          <w:p>
+            <w:pPr>
+              <w:spacing w:after="0"/>
+            </w:pPr>
+            <w:r>
+              <w:rPr>
+                <w:rFonts w:ascii="Consolas" w:cs="Consolas" w:eastAsia="Consolas" w:hAnsi="Consolas"/>
+                <w:sz w:val="17"/>
+                <w:szCs w:val="17"/>
+              </w:rPr>
+              <w:t xml:space="preserve">2 — Source Exchange_Rate</w:t>
+            </w:r>
+          </w:p>
+        </w:tc>
+        <w:tc>
+          <w:tcPr>
             <w:tcW w:type="dxa" w:w="2900"/>
             <w:shd w:fill="F7F9FC" w:val="clear"/>
             <w:tcMar>
@@ -9482,13 +9345,13 @@
                 <w:sz w:val="17"/>
                 <w:szCs w:val="17"/>
               </w:rPr>
-              <w:t xml:space="preserve">Requested date</w:t>
-            </w:r>
-          </w:p>
-        </w:tc>
-        <w:tc>
-          <w:tcPr>
-            <w:tcW w:type="dxa" w:w="1700"/>
+              <w:t xml:space="preserve">Rows where the source did the arithmetic</w:t>
+            </w:r>
+          </w:p>
+        </w:tc>
+        <w:tc>
+          <w:tcPr>
+            <w:tcW w:type="dxa" w:w="1100"/>
             <w:shd w:fill="F7F9FC" w:val="clear"/>
             <w:tcMar>
               <w:top w:type="dxa" w:w="60"/>
@@ -9508,13 +9371,13 @@
                 <w:sz w:val="17"/>
                 <w:szCs w:val="17"/>
               </w:rPr>
-              <w:t xml:space="preserve">0.339%</w:t>
-            </w:r>
-          </w:p>
-        </w:tc>
-        <w:tc>
-          <w:tcPr>
-            <w:tcW w:type="dxa" w:w="1700"/>
+              <w:t xml:space="preserve">30,541</w:t>
+            </w:r>
+          </w:p>
+        </w:tc>
+        <w:tc>
+          <w:tcPr>
+            <w:tcW w:type="dxa" w:w="900"/>
             <w:shd w:fill="F7F9FC" w:val="clear"/>
             <w:tcMar>
               <w:top w:type="dxa" w:w="60"/>
@@ -9534,32 +9397,32 @@
                 <w:sz w:val="17"/>
                 <w:szCs w:val="17"/>
               </w:rPr>
-              <w:t xml:space="preserve">53.7%</w:t>
-            </w:r>
-          </w:p>
-        </w:tc>
-        <w:tc>
-          <w:tcPr>
-            <w:tcW w:type="dxa" w:w="3636"/>
-            <w:shd w:fill="F7F9FC" w:val="clear"/>
-            <w:tcMar>
-              <w:top w:type="dxa" w:w="60"/>
-              <w:left w:type="dxa" w:w="90"/>
-              <w:bottom w:type="dxa" w:w="60"/>
-              <w:right w:type="dxa" w:w="90"/>
-            </w:tcMar>
-          </w:tcPr>
-          <w:p>
-            <w:pPr>
-              <w:spacing w:after="0"/>
-            </w:pPr>
-            <w:r>
-              <w:rPr>
-                <w:rFonts w:ascii="Calibri" w:cs="Calibri" w:eastAsia="Calibri" w:hAnsi="Calibri"/>
-                <w:sz w:val="17"/>
-                <w:szCs w:val="17"/>
-              </w:rPr>
-              <w:t xml:space="preserve">Weaker</w:t>
+              <w:t xml:space="preserve">44.3%</w:t>
+            </w:r>
+          </w:p>
+        </w:tc>
+        <w:tc>
+          <w:tcPr>
+            <w:tcW w:type="dxa" w:w="2836"/>
+            <w:shd w:fill="F7F9FC" w:val="clear"/>
+            <w:tcMar>
+              <w:top w:type="dxa" w:w="60"/>
+              <w:left w:type="dxa" w:w="90"/>
+              <w:bottom w:type="dxa" w:w="60"/>
+              <w:right w:type="dxa" w:w="90"/>
+            </w:tcMar>
+          </w:tcPr>
+          <w:p>
+            <w:pPr>
+              <w:spacing w:after="0"/>
+            </w:pPr>
+            <w:r>
+              <w:rPr>
+                <w:rFonts w:ascii="Calibri" w:cs="Calibri" w:eastAsia="Calibri" w:hAnsi="Calibri"/>
+                <w:sz w:val="17"/>
+                <w:szCs w:val="17"/>
+              </w:rPr>
+              <w:t xml:space="preserve">Reproduces the USD price exactly. No reason to recompute it.</w:t>
             </w:r>
           </w:p>
         </w:tc>
@@ -9567,6 +9430,31 @@
       <w:tr>
         <w:tc>
           <w:tcPr>
+            <w:tcW w:type="dxa" w:w="2200"/>
+            <w:shd w:fill="FFFFFF" w:val="clear"/>
+            <w:tcMar>
+              <w:top w:type="dxa" w:w="60"/>
+              <w:left w:type="dxa" w:w="90"/>
+              <w:bottom w:type="dxa" w:w="60"/>
+              <w:right w:type="dxa" w:w="90"/>
+            </w:tcMar>
+          </w:tcPr>
+          <w:p>
+            <w:pPr>
+              <w:spacing w:after="0"/>
+            </w:pPr>
+            <w:r>
+              <w:rPr>
+                <w:rFonts w:ascii="Consolas" w:cs="Consolas" w:eastAsia="Consolas" w:hAnsi="Consolas"/>
+                <w:sz w:val="17"/>
+                <w:szCs w:val="17"/>
+              </w:rPr>
+              <w:t xml:space="preserve">3 — Corporate rate table</w:t>
+            </w:r>
+          </w:p>
+        </w:tc>
+        <w:tc>
+          <w:tcPr>
             <w:tcW w:type="dxa" w:w="2900"/>
             <w:shd w:fill="FFFFFF" w:val="clear"/>
             <w:tcMar>
@@ -9586,13 +9474,13 @@
                 <w:sz w:val="17"/>
                 <w:szCs w:val="17"/>
               </w:rPr>
-              <w:t xml:space="preserve">Scheduled ship date</w:t>
-            </w:r>
-          </w:p>
-        </w:tc>
-        <w:tc>
-          <w:tcPr>
-            <w:tcW w:type="dxa" w:w="1700"/>
+              <w:t xml:space="preserve">Everything left</w:t>
+            </w:r>
+          </w:p>
+        </w:tc>
+        <w:tc>
+          <w:tcPr>
+            <w:tcW w:type="dxa" w:w="1100"/>
             <w:shd w:fill="FFFFFF" w:val="clear"/>
             <w:tcMar>
               <w:top w:type="dxa" w:w="60"/>
@@ -9612,13 +9500,13 @@
                 <w:sz w:val="17"/>
                 <w:szCs w:val="17"/>
               </w:rPr>
-              <w:t xml:space="preserve">0.354%</w:t>
-            </w:r>
-          </w:p>
-        </w:tc>
-        <w:tc>
-          <w:tcPr>
-            <w:tcW w:type="dxa" w:w="1700"/>
+              <w:t xml:space="preserve">5,316</w:t>
+            </w:r>
+          </w:p>
+        </w:tc>
+        <w:tc>
+          <w:tcPr>
+            <w:tcW w:type="dxa" w:w="900"/>
             <w:shd w:fill="FFFFFF" w:val="clear"/>
             <w:tcMar>
               <w:top w:type="dxa" w:w="60"/>
@@ -9638,136 +9526,32 @@
                 <w:sz w:val="17"/>
                 <w:szCs w:val="17"/>
               </w:rPr>
-              <w:t xml:space="preserve">53.0%</w:t>
-            </w:r>
-          </w:p>
-        </w:tc>
-        <w:tc>
-          <w:tcPr>
-            <w:tcW w:type="dxa" w:w="3636"/>
-            <w:shd w:fill="FFFFFF" w:val="clear"/>
-            <w:tcMar>
-              <w:top w:type="dxa" w:w="60"/>
-              <w:left w:type="dxa" w:w="90"/>
-              <w:bottom w:type="dxa" w:w="60"/>
-              <w:right w:type="dxa" w:w="90"/>
-            </w:tcMar>
-          </w:tcPr>
-          <w:p>
-            <w:pPr>
-              <w:spacing w:after="0"/>
-            </w:pPr>
-            <w:r>
-              <w:rPr>
-                <w:rFonts w:ascii="Calibri" w:cs="Calibri" w:eastAsia="Calibri" w:hAnsi="Calibri"/>
-                <w:sz w:val="17"/>
-                <w:szCs w:val="17"/>
-              </w:rPr>
-              <w:t xml:space="preserve">Weaker</w:t>
-            </w:r>
-          </w:p>
-        </w:tc>
-      </w:tr>
-      <w:tr>
-        <w:tc>
-          <w:tcPr>
-            <w:tcW w:type="dxa" w:w="2900"/>
-            <w:shd w:fill="F7F9FC" w:val="clear"/>
-            <w:tcMar>
-              <w:top w:type="dxa" w:w="60"/>
-              <w:left w:type="dxa" w:w="90"/>
-              <w:bottom w:type="dxa" w:w="60"/>
-              <w:right w:type="dxa" w:w="90"/>
-            </w:tcMar>
-          </w:tcPr>
-          <w:p>
-            <w:pPr>
-              <w:spacing w:after="0"/>
-            </w:pPr>
-            <w:r>
-              <w:rPr>
-                <w:rFonts w:ascii="Calibri" w:cs="Calibri" w:eastAsia="Calibri" w:hAnsi="Calibri"/>
-                <w:sz w:val="17"/>
-                <w:szCs w:val="17"/>
-              </w:rPr>
-              <w:t xml:space="preserve">Order date</w:t>
-            </w:r>
-          </w:p>
-        </w:tc>
-        <w:tc>
-          <w:tcPr>
-            <w:tcW w:type="dxa" w:w="1700"/>
-            <w:shd w:fill="F7F9FC" w:val="clear"/>
-            <w:tcMar>
-              <w:top w:type="dxa" w:w="60"/>
-              <w:left w:type="dxa" w:w="90"/>
-              <w:bottom w:type="dxa" w:w="60"/>
-              <w:right w:type="dxa" w:w="90"/>
-            </w:tcMar>
-          </w:tcPr>
-          <w:p>
-            <w:pPr>
-              <w:spacing w:after="0"/>
-              <w:jc w:val="center"/>
-            </w:pPr>
-            <w:r>
-              <w:rPr>
-                <w:rFonts w:ascii="Calibri" w:cs="Calibri" w:eastAsia="Calibri" w:hAnsi="Calibri"/>
-                <w:sz w:val="17"/>
-                <w:szCs w:val="17"/>
-              </w:rPr>
-              <w:t xml:space="preserve">0.353%</w:t>
-            </w:r>
-          </w:p>
-        </w:tc>
-        <w:tc>
-          <w:tcPr>
-            <w:tcW w:type="dxa" w:w="1700"/>
-            <w:shd w:fill="F7F9FC" w:val="clear"/>
-            <w:tcMar>
-              <w:top w:type="dxa" w:w="60"/>
-              <w:left w:type="dxa" w:w="90"/>
-              <w:bottom w:type="dxa" w:w="60"/>
-              <w:right w:type="dxa" w:w="90"/>
-            </w:tcMar>
-          </w:tcPr>
-          <w:p>
-            <w:pPr>
-              <w:spacing w:after="0"/>
-              <w:jc w:val="center"/>
-            </w:pPr>
-            <w:r>
-              <w:rPr>
-                <w:rFonts w:ascii="Calibri" w:cs="Calibri" w:eastAsia="Calibri" w:hAnsi="Calibri"/>
-                <w:sz w:val="17"/>
-                <w:szCs w:val="17"/>
-              </w:rPr>
-              <w:t xml:space="preserve">57.3%</w:t>
-            </w:r>
-          </w:p>
-        </w:tc>
-        <w:tc>
-          <w:tcPr>
-            <w:tcW w:type="dxa" w:w="3636"/>
-            <w:shd w:fill="F7F9FC" w:val="clear"/>
-            <w:tcMar>
-              <w:top w:type="dxa" w:w="60"/>
-              <w:left w:type="dxa" w:w="90"/>
-              <w:bottom w:type="dxa" w:w="60"/>
-              <w:right w:type="dxa" w:w="90"/>
-            </w:tcMar>
-          </w:tcPr>
-          <w:p>
-            <w:pPr>
-              <w:spacing w:after="0"/>
-            </w:pPr>
-            <w:r>
-              <w:rPr>
-                <w:rFonts w:ascii="Calibri" w:cs="Calibri" w:eastAsia="Calibri" w:hAnsi="Calibri"/>
-                <w:sz w:val="17"/>
-                <w:szCs w:val="17"/>
-              </w:rPr>
-              <w:t xml:space="preserve">Weaker</w:t>
+              <w:t xml:space="preserve">7.7%</w:t>
+            </w:r>
+          </w:p>
+        </w:tc>
+        <w:tc>
+          <w:tcPr>
+            <w:tcW w:type="dxa" w:w="2836"/>
+            <w:shd w:fill="FFFFFF" w:val="clear"/>
+            <w:tcMar>
+              <w:top w:type="dxa" w:w="60"/>
+              <w:left w:type="dxa" w:w="90"/>
+              <w:bottom w:type="dxa" w:w="60"/>
+              <w:right w:type="dxa" w:w="90"/>
+            </w:tcMar>
+          </w:tcPr>
+          <w:p>
+            <w:pPr>
+              <w:spacing w:after="0"/>
+            </w:pPr>
+            <w:r>
+              <w:rPr>
+                <w:rFonts w:ascii="Calibri" w:cs="Calibri" w:eastAsia="Calibri" w:hAnsi="Calibri"/>
+                <w:sz w:val="17"/>
+                <w:szCs w:val="17"/>
+              </w:rPr>
+              <w:t xml:space="preserve">Looked up at FX_Date from d_exchange_rate.</w:t>
             </w:r>
           </w:p>
         </w:tc>
@@ -9788,48 +9572,60 @@
     </w:p>
     <w:p>
       <w:pPr>
-        <w:shd w:fill="EFF4FC" w:val="clear"/>
-        <w:spacing w:after="0" w:before="130"/>
-        <w:ind w:left="110" w:right="110"/>
+        <w:spacing w:after="120"/>
       </w:pPr>
       <w:r>
         <w:rPr>
           <w:rFonts w:ascii="Calibri" w:cs="Calibri" w:eastAsia="Calibri" w:hAnsi="Calibri"/>
           <w:b/>
           <w:bCs/>
-          <w:color w:val="274B87"/>
-          <w:sz w:val="16"/>
-          <w:szCs w:val="16"/>
-        </w:rPr>
-        <w:t xml:space="preserve">WHY PROMISE DATE, AND WHY THIRD</w:t>
-      </w:r>
-    </w:p>
-    <w:p>
-      <w:pPr>
-        <w:shd w:fill="EFF4FC" w:val="clear"/>
-        <w:spacing w:after="150"/>
-        <w:ind w:left="110" w:right="110"/>
-      </w:pPr>
-      <w:r>
-        <w:rPr>
-          <w:rFonts w:ascii="Calibri" w:cs="Calibri" w:eastAsia="Calibri" w:hAnsi="Calibri"/>
-          <w:sz w:val="20"/>
-          <w:szCs w:val="20"/>
-        </w:rPr>
-        <w:t xml:space="preserve">It is the forward commitment the business actually made to the customer, and it predicts the rate better than any other date available on an open line. It sits third rather than second because it is only 60.8% populated on unshipped lines — scheduled ship remains the backstop, since that is 100% populated. Adding it moves 4,352 rows, every one of them unshipped: no realised figure changes.</w:t>
-      </w:r>
-    </w:p>
-    <w:p>
-      <w:pPr>
-        <w:spacing w:after="80"/>
-      </w:pPr>
+          <w:sz w:val="21"/>
+          <w:szCs w:val="21"/>
+        </w:rPr>
+        <w:t xml:space="preserve">Coverage is now 100.000%</w:t>
+      </w:r>
       <w:r>
         <w:rPr>
           <w:rFonts w:ascii="Calibri" w:cs="Calibri" w:eastAsia="Calibri" w:hAnsi="Calibri"/>
           <w:sz w:val="21"/>
           <w:szCs w:val="21"/>
         </w:rPr>
-        <w:t xml:space="preserve">The full ladder, with the share of rows landing on each rung:</w:t>
+        <w:t xml:space="preserve"> — every one of the 68,977 order lines resolves to a rate, and nothing is unconvertible. The single stranded AUD line from the previous extract is gone.</w:t>
+      </w:r>
+    </w:p>
+    <w:p>
+      <w:pPr>
+        <w:spacing w:after="120"/>
+      </w:pPr>
+      <w:r>
+        <w:rPr>
+          <w:rFonts w:ascii="Calibri" w:cs="Calibri" w:eastAsia="Calibri" w:hAnsi="Calibri"/>
+          <w:sz w:val="10"/>
+          <w:szCs w:val="10"/>
+        </w:rPr>
+        <w:t xml:space="preserve"> </w:t>
+      </w:r>
+    </w:p>
+    <w:p>
+      <w:pPr>
+        <w:pStyle w:val="Heading2"/>
+        <w:spacing w:after="140" w:before="300"/>
+      </w:pPr>
+      <w:r>
+        <w:t xml:space="preserve">5.6 The FX date ladder, now a fallback</w:t>
+      </w:r>
+    </w:p>
+    <w:p>
+      <w:pPr>
+        <w:spacing w:after="80"/>
+      </w:pPr>
+      <w:r>
+        <w:rPr>
+          <w:rFonts w:ascii="Calibri" w:cs="Calibri" w:eastAsia="Calibri" w:hAnsi="Calibri"/>
+          <w:sz w:val="21"/>
+          <w:szCs w:val="21"/>
+        </w:rPr>
+        <w:t xml:space="preserve">FX_Date takes the source Exchange_Date where it exists and falls back down the ladder where it does not. Rung 2 is confirmed equal to rung 1 wherever both are present, which is what makes the fallback trustworthy.</w:t>
       </w:r>
     </w:p>
     <w:p>
@@ -9847,7 +9643,7 @@
           <w:sz w:val="15"/>
           <w:szCs w:val="15"/>
         </w:rPr>
-        <w:t xml:space="preserve">FX_Date = Actual_Shipment_Date          -- realised</w:t>
+        <w:t xml:space="preserve">FX_Date = Exchange_Date              -- authoritative, from the source</w:t>
       </w:r>
     </w:p>
     <w:p>
@@ -9865,7 +9661,7 @@
           <w:sz w:val="15"/>
           <w:szCs w:val="15"/>
         </w:rPr>
-        <w:t xml:space="preserve">       ?? Fulfillment_Date</w:t>
+        <w:t xml:space="preserve">       ?? Actual_Shipment_Date       -- proven equal to Exchange_Date</w:t>
       </w:r>
     </w:p>
     <w:p>
@@ -9883,7 +9679,7 @@
           <w:sz w:val="15"/>
           <w:szCs w:val="15"/>
         </w:rPr>
-        <w:t xml:space="preserve">       ?? Promise_Date                  -- forward, capped at 2030</w:t>
+        <w:t xml:space="preserve">       ?? Fulfillment_Date</w:t>
       </w:r>
     </w:p>
     <w:p>
@@ -9901,7 +9697,25 @@
           <w:sz w:val="15"/>
           <w:szCs w:val="15"/>
         </w:rPr>
-        <w:t xml:space="preserve">       ?? Schedule_Ship_Date            -- forward, capped at 2030</w:t>
+        <w:t xml:space="preserve">       ?? Promise_Date               -- forward, capped at 2030</w:t>
+      </w:r>
+    </w:p>
+    <w:p>
+      <w:pPr>
+        <w:shd w:fill="F4F6FA" w:val="clear"/>
+        <w:spacing w:after="0" w:line="225" w:lineRule="exact"/>
+        <w:ind w:left="110" w:right="110"/>
+      </w:pPr>
+      <w:r>
+        <w:rPr>
+          <w:rFonts w:ascii="Consolas" w:cs="Consolas" w:eastAsia="Consolas" w:hAnsi="Consolas"/>
+          <w:i w:val="false"/>
+          <w:iCs w:val="false"/>
+          <w:color w:val="1A1F2B"/>
+          <w:sz w:val="15"/>
+          <w:szCs w:val="15"/>
+        </w:rPr>
+        <w:t xml:space="preserve">       ?? Schedule_Ship_Date         -- forward, capped at 2030</w:t>
       </w:r>
     </w:p>
     <w:p>
@@ -9948,9 +9762,9 @@
       </w:tblPr>
       <w:tblGrid>
         <w:gridCol w:w="3000"/>
-        <w:gridCol w:w="1500"/>
         <w:gridCol w:w="1400"/>
-        <w:gridCol w:w="3036"/>
+        <w:gridCol w:w="1200"/>
+        <w:gridCol w:w="3336"/>
       </w:tblGrid>
       <w:tr>
         <w:trPr>
@@ -9986,7 +9800,7 @@
         </w:tc>
         <w:tc>
           <w:tcPr>
-            <w:tcW w:type="dxa" w:w="1500"/>
+            <w:tcW w:type="dxa" w:w="1400"/>
             <w:shd w:fill="1F3864" w:val="clear"/>
             <w:tcMar>
               <w:top w:type="dxa" w:w="60"/>
@@ -10014,7 +9828,7 @@
         </w:tc>
         <w:tc>
           <w:tcPr>
-            <w:tcW w:type="dxa" w:w="1400"/>
+            <w:tcW w:type="dxa" w:w="1200"/>
             <w:shd w:fill="1F3864" w:val="clear"/>
             <w:tcMar>
               <w:top w:type="dxa" w:w="60"/>
@@ -10042,7 +9856,7 @@
         </w:tc>
         <w:tc>
           <w:tcPr>
-            <w:tcW w:type="dxa" w:w="3036"/>
+            <w:tcW w:type="dxa" w:w="3336"/>
             <w:shd w:fill="1F3864" w:val="clear"/>
             <w:tcMar>
               <w:top w:type="dxa" w:w="60"/>
@@ -10091,13 +9905,13 @@
                 <w:sz w:val="17"/>
                 <w:szCs w:val="17"/>
               </w:rPr>
-              <w:t xml:space="preserve">1 — Actual shipment</w:t>
-            </w:r>
-          </w:p>
-        </w:tc>
-        <w:tc>
-          <w:tcPr>
-            <w:tcW w:type="dxa" w:w="1500"/>
+              <w:t xml:space="preserve">1 — Source Exchange_Date</w:t>
+            </w:r>
+          </w:p>
+        </w:tc>
+        <w:tc>
+          <w:tcPr>
+            <w:tcW w:type="dxa" w:w="1400"/>
             <w:shd w:fill="FFFFFF" w:val="clear"/>
             <w:tcMar>
               <w:top w:type="dxa" w:w="60"/>
@@ -10117,13 +9931,13 @@
                 <w:sz w:val="17"/>
                 <w:szCs w:val="17"/>
               </w:rPr>
-              <w:t xml:space="preserve">58,906</w:t>
-            </w:r>
-          </w:p>
-        </w:tc>
-        <w:tc>
-          <w:tcPr>
-            <w:tcW w:type="dxa" w:w="1400"/>
+              <w:t xml:space="preserve">30,541</w:t>
+            </w:r>
+          </w:p>
+        </w:tc>
+        <w:tc>
+          <w:tcPr>
+            <w:tcW w:type="dxa" w:w="1200"/>
             <w:shd w:fill="FFFFFF" w:val="clear"/>
             <w:tcMar>
               <w:top w:type="dxa" w:w="60"/>
@@ -10143,13 +9957,13 @@
                 <w:sz w:val="17"/>
                 <w:szCs w:val="17"/>
               </w:rPr>
-              <w:t xml:space="preserve">86.0%</w:t>
-            </w:r>
-          </w:p>
-        </w:tc>
-        <w:tc>
-          <w:tcPr>
-            <w:tcW w:type="dxa" w:w="3036"/>
+              <w:t xml:space="preserve">44.3%</w:t>
+            </w:r>
+          </w:p>
+        </w:tc>
+        <w:tc>
+          <w:tcPr>
+            <w:tcW w:type="dxa" w:w="3336"/>
             <w:shd w:fill="FFFFFF" w:val="clear"/>
             <w:tcMar>
               <w:top w:type="dxa" w:w="60"/>
@@ -10169,7 +9983,7 @@
                 <w:sz w:val="17"/>
                 <w:szCs w:val="17"/>
               </w:rPr>
-              <w:t xml:space="preserve">Realised</w:t>
+              <w:t xml:space="preserve">Authoritative</w:t>
             </w:r>
           </w:p>
         </w:tc>
@@ -10196,13 +10010,13 @@
                 <w:sz w:val="17"/>
                 <w:szCs w:val="17"/>
               </w:rPr>
-              <w:t xml:space="preserve">2 — Fulfilment</w:t>
-            </w:r>
-          </w:p>
-        </w:tc>
-        <w:tc>
-          <w:tcPr>
-            <w:tcW w:type="dxa" w:w="1500"/>
+              <w:t xml:space="preserve">2 — Actual shipment</w:t>
+            </w:r>
+          </w:p>
+        </w:tc>
+        <w:tc>
+          <w:tcPr>
+            <w:tcW w:type="dxa" w:w="1400"/>
             <w:shd w:fill="F7F9FC" w:val="clear"/>
             <w:tcMar>
               <w:top w:type="dxa" w:w="60"/>
@@ -10222,13 +10036,13 @@
                 <w:sz w:val="17"/>
                 <w:szCs w:val="17"/>
               </w:rPr>
-              <w:t xml:space="preserve">4,157</w:t>
-            </w:r>
-          </w:p>
-        </w:tc>
-        <w:tc>
-          <w:tcPr>
-            <w:tcW w:type="dxa" w:w="1400"/>
+              <w:t xml:space="preserve">30,617</w:t>
+            </w:r>
+          </w:p>
+        </w:tc>
+        <w:tc>
+          <w:tcPr>
+            <w:tcW w:type="dxa" w:w="1200"/>
             <w:shd w:fill="F7F9FC" w:val="clear"/>
             <w:tcMar>
               <w:top w:type="dxa" w:w="60"/>
@@ -10248,13 +10062,13 @@
                 <w:sz w:val="17"/>
                 <w:szCs w:val="17"/>
               </w:rPr>
-              <w:t xml:space="preserve">6.1%</w:t>
-            </w:r>
-          </w:p>
-        </w:tc>
-        <w:tc>
-          <w:tcPr>
-            <w:tcW w:type="dxa" w:w="3036"/>
+              <w:t xml:space="preserve">44.4%</w:t>
+            </w:r>
+          </w:p>
+        </w:tc>
+        <w:tc>
+          <w:tcPr>
+            <w:tcW w:type="dxa" w:w="3336"/>
             <w:shd w:fill="F7F9FC" w:val="clear"/>
             <w:tcMar>
               <w:top w:type="dxa" w:w="60"/>
@@ -10274,7 +10088,7 @@
                 <w:sz w:val="17"/>
                 <w:szCs w:val="17"/>
               </w:rPr>
-              <w:t xml:space="preserve">Realised</w:t>
+              <w:t xml:space="preserve">Confirmed equal to rung 1</w:t>
             </w:r>
           </w:p>
         </w:tc>
@@ -10301,13 +10115,13 @@
                 <w:sz w:val="17"/>
                 <w:szCs w:val="17"/>
               </w:rPr>
-              <w:t xml:space="preserve">3 — Promise date</w:t>
-            </w:r>
-          </w:p>
-        </w:tc>
-        <w:tc>
-          <w:tcPr>
-            <w:tcW w:type="dxa" w:w="1500"/>
+              <w:t xml:space="preserve">3 — Fulfilment</w:t>
+            </w:r>
+          </w:p>
+        </w:tc>
+        <w:tc>
+          <w:tcPr>
+            <w:tcW w:type="dxa" w:w="1400"/>
             <w:shd w:fill="FFFFFF" w:val="clear"/>
             <w:tcMar>
               <w:top w:type="dxa" w:w="60"/>
@@ -10327,13 +10141,13 @@
                 <w:sz w:val="17"/>
                 <w:szCs w:val="17"/>
               </w:rPr>
-              <w:t xml:space="preserve">4,622</w:t>
-            </w:r>
-          </w:p>
-        </w:tc>
-        <w:tc>
-          <w:tcPr>
-            <w:tcW w:type="dxa" w:w="1400"/>
+              <w:t xml:space="preserve">4,168</w:t>
+            </w:r>
+          </w:p>
+        </w:tc>
+        <w:tc>
+          <w:tcPr>
+            <w:tcW w:type="dxa" w:w="1200"/>
             <w:shd w:fill="FFFFFF" w:val="clear"/>
             <w:tcMar>
               <w:top w:type="dxa" w:w="60"/>
@@ -10353,33 +10167,33 @@
                 <w:sz w:val="17"/>
                 <w:szCs w:val="17"/>
               </w:rPr>
-              <w:t xml:space="preserve">6.8%</w:t>
-            </w:r>
-          </w:p>
-        </w:tc>
-        <w:tc>
-          <w:tcPr>
-            <w:tcW w:type="dxa" w:w="3036"/>
-            <w:shd w:fill="FFFFFF" w:val="clear"/>
-            <w:tcMar>
-              <w:top w:type="dxa" w:w="60"/>
-              <w:left w:type="dxa" w:w="90"/>
-              <w:bottom w:type="dxa" w:w="60"/>
-              <w:right w:type="dxa" w:w="90"/>
-            </w:tcMar>
-          </w:tcPr>
-          <w:p>
-            <w:pPr>
-              <w:spacing w:after="0"/>
-            </w:pPr>
-            <w:r>
-              <w:rPr>
-                <w:rFonts w:ascii="Calibri" w:cs="Calibri" w:eastAsia="Calibri" w:hAnsi="Calibri"/>
-                <w:color w:val="C55A11"/>
-                <w:sz w:val="17"/>
-                <w:szCs w:val="17"/>
-              </w:rPr>
-              <w:t xml:space="preserve">Forward</w:t>
+              <w:t xml:space="preserve">6.0%</w:t>
+            </w:r>
+          </w:p>
+        </w:tc>
+        <w:tc>
+          <w:tcPr>
+            <w:tcW w:type="dxa" w:w="3336"/>
+            <w:shd w:fill="FFFFFF" w:val="clear"/>
+            <w:tcMar>
+              <w:top w:type="dxa" w:w="60"/>
+              <w:left w:type="dxa" w:w="90"/>
+              <w:bottom w:type="dxa" w:w="60"/>
+              <w:right w:type="dxa" w:w="90"/>
+            </w:tcMar>
+          </w:tcPr>
+          <w:p>
+            <w:pPr>
+              <w:spacing w:after="0"/>
+            </w:pPr>
+            <w:r>
+              <w:rPr>
+                <w:rFonts w:ascii="Calibri" w:cs="Calibri" w:eastAsia="Calibri" w:hAnsi="Calibri"/>
+                <w:color w:val="2E7D32"/>
+                <w:sz w:val="17"/>
+                <w:szCs w:val="17"/>
+              </w:rPr>
+              <w:t xml:space="preserve">Realised</w:t>
             </w:r>
           </w:p>
         </w:tc>
@@ -10406,13 +10220,13 @@
                 <w:sz w:val="17"/>
                 <w:szCs w:val="17"/>
               </w:rPr>
-              <w:t xml:space="preserve">4 — Scheduled ship</w:t>
-            </w:r>
-          </w:p>
-        </w:tc>
-        <w:tc>
-          <w:tcPr>
-            <w:tcW w:type="dxa" w:w="1500"/>
+              <w:t xml:space="preserve">4 — Promise date</w:t>
+            </w:r>
+          </w:p>
+        </w:tc>
+        <w:tc>
+          <w:tcPr>
+            <w:tcW w:type="dxa" w:w="1400"/>
             <w:shd w:fill="F7F9FC" w:val="clear"/>
             <w:tcMar>
               <w:top w:type="dxa" w:w="60"/>
@@ -10432,13 +10246,13 @@
                 <w:sz w:val="17"/>
                 <w:szCs w:val="17"/>
               </w:rPr>
-              <w:t xml:space="preserve">784</w:t>
-            </w:r>
-          </w:p>
-        </w:tc>
-        <w:tc>
-          <w:tcPr>
-            <w:tcW w:type="dxa" w:w="1400"/>
+              <w:t xml:space="preserve">3,168</w:t>
+            </w:r>
+          </w:p>
+        </w:tc>
+        <w:tc>
+          <w:tcPr>
+            <w:tcW w:type="dxa" w:w="1200"/>
             <w:shd w:fill="F7F9FC" w:val="clear"/>
             <w:tcMar>
               <w:top w:type="dxa" w:w="60"/>
@@ -10458,13 +10272,13 @@
                 <w:sz w:val="17"/>
                 <w:szCs w:val="17"/>
               </w:rPr>
-              <w:t xml:space="preserve">1.1%</w:t>
-            </w:r>
-          </w:p>
-        </w:tc>
-        <w:tc>
-          <w:tcPr>
-            <w:tcW w:type="dxa" w:w="3036"/>
+              <w:t xml:space="preserve">4.6%</w:t>
+            </w:r>
+          </w:p>
+        </w:tc>
+        <w:tc>
+          <w:tcPr>
+            <w:tcW w:type="dxa" w:w="3336"/>
             <w:shd w:fill="F7F9FC" w:val="clear"/>
             <w:tcMar>
               <w:top w:type="dxa" w:w="60"/>
@@ -10511,13 +10325,13 @@
                 <w:sz w:val="17"/>
                 <w:szCs w:val="17"/>
               </w:rPr>
-              <w:t xml:space="preserve">5 — Order date</w:t>
-            </w:r>
-          </w:p>
-        </w:tc>
-        <w:tc>
-          <w:tcPr>
-            <w:tcW w:type="dxa" w:w="1500"/>
+              <w:t xml:space="preserve">5 — Scheduled ship</w:t>
+            </w:r>
+          </w:p>
+        </w:tc>
+        <w:tc>
+          <w:tcPr>
+            <w:tcW w:type="dxa" w:w="1400"/>
             <w:shd w:fill="FFFFFF" w:val="clear"/>
             <w:tcMar>
               <w:top w:type="dxa" w:w="60"/>
@@ -10537,14 +10351,119 @@
                 <w:sz w:val="17"/>
                 <w:szCs w:val="17"/>
               </w:rPr>
+              <w:t xml:space="preserve">483</w:t>
+            </w:r>
+          </w:p>
+        </w:tc>
+        <w:tc>
+          <w:tcPr>
+            <w:tcW w:type="dxa" w:w="1200"/>
+            <w:shd w:fill="FFFFFF" w:val="clear"/>
+            <w:tcMar>
+              <w:top w:type="dxa" w:w="60"/>
+              <w:left w:type="dxa" w:w="90"/>
+              <w:bottom w:type="dxa" w:w="60"/>
+              <w:right w:type="dxa" w:w="90"/>
+            </w:tcMar>
+          </w:tcPr>
+          <w:p>
+            <w:pPr>
+              <w:spacing w:after="0"/>
+              <w:jc w:val="center"/>
+            </w:pPr>
+            <w:r>
+              <w:rPr>
+                <w:rFonts w:ascii="Calibri" w:cs="Calibri" w:eastAsia="Calibri" w:hAnsi="Calibri"/>
+                <w:sz w:val="17"/>
+                <w:szCs w:val="17"/>
+              </w:rPr>
+              <w:t xml:space="preserve">0.7%</w:t>
+            </w:r>
+          </w:p>
+        </w:tc>
+        <w:tc>
+          <w:tcPr>
+            <w:tcW w:type="dxa" w:w="3336"/>
+            <w:shd w:fill="FFFFFF" w:val="clear"/>
+            <w:tcMar>
+              <w:top w:type="dxa" w:w="60"/>
+              <w:left w:type="dxa" w:w="90"/>
+              <w:bottom w:type="dxa" w:w="60"/>
+              <w:right w:type="dxa" w:w="90"/>
+            </w:tcMar>
+          </w:tcPr>
+          <w:p>
+            <w:pPr>
+              <w:spacing w:after="0"/>
+            </w:pPr>
+            <w:r>
+              <w:rPr>
+                <w:rFonts w:ascii="Calibri" w:cs="Calibri" w:eastAsia="Calibri" w:hAnsi="Calibri"/>
+                <w:color w:val="C55A11"/>
+                <w:sz w:val="17"/>
+                <w:szCs w:val="17"/>
+              </w:rPr>
+              <w:t xml:space="preserve">Forward</w:t>
+            </w:r>
+          </w:p>
+        </w:tc>
+      </w:tr>
+      <w:tr>
+        <w:tc>
+          <w:tcPr>
+            <w:tcW w:type="dxa" w:w="3000"/>
+            <w:shd w:fill="F7F9FC" w:val="clear"/>
+            <w:tcMar>
+              <w:top w:type="dxa" w:w="60"/>
+              <w:left w:type="dxa" w:w="90"/>
+              <w:bottom w:type="dxa" w:w="60"/>
+              <w:right w:type="dxa" w:w="90"/>
+            </w:tcMar>
+          </w:tcPr>
+          <w:p>
+            <w:pPr>
+              <w:spacing w:after="0"/>
+            </w:pPr>
+            <w:r>
+              <w:rPr>
+                <w:rFonts w:ascii="Consolas" w:cs="Consolas" w:eastAsia="Consolas" w:hAnsi="Consolas"/>
+                <w:sz w:val="17"/>
+                <w:szCs w:val="17"/>
+              </w:rPr>
+              <w:t xml:space="preserve">6 — Order date</w:t>
+            </w:r>
+          </w:p>
+        </w:tc>
+        <w:tc>
+          <w:tcPr>
+            <w:tcW w:type="dxa" w:w="1400"/>
+            <w:shd w:fill="F7F9FC" w:val="clear"/>
+            <w:tcMar>
+              <w:top w:type="dxa" w:w="60"/>
+              <w:left w:type="dxa" w:w="90"/>
+              <w:bottom w:type="dxa" w:w="60"/>
+              <w:right w:type="dxa" w:w="90"/>
+            </w:tcMar>
+          </w:tcPr>
+          <w:p>
+            <w:pPr>
+              <w:spacing w:after="0"/>
+              <w:jc w:val="center"/>
+            </w:pPr>
+            <w:r>
+              <w:rPr>
+                <w:rFonts w:ascii="Calibri" w:cs="Calibri" w:eastAsia="Calibri" w:hAnsi="Calibri"/>
+                <w:sz w:val="17"/>
+                <w:szCs w:val="17"/>
+              </w:rPr>
               <w:t xml:space="preserve">0</w:t>
             </w:r>
           </w:p>
         </w:tc>
         <w:tc>
           <w:tcPr>
-            <w:tcW w:type="dxa" w:w="1400"/>
-            <w:shd w:fill="FFFFFF" w:val="clear"/>
+            <w:tcW w:type="dxa" w:w="1200"/>
+            <w:shd w:fill="F7F9FC" w:val="clear"/>
             <w:tcMar>
               <w:top w:type="dxa" w:w="60"/>
               <w:left w:type="dxa" w:w="90"/>
@@ -10569,8 +10488,8 @@
         </w:tc>
         <w:tc>
           <w:tcPr>
-            <w:tcW w:type="dxa" w:w="3036"/>
-            <w:shd w:fill="FFFFFF" w:val="clear"/>
+            <w:tcW w:type="dxa" w:w="3336"/>
+            <w:shd w:fill="F7F9FC" w:val="clear"/>
             <w:tcMar>
               <w:top w:type="dxa" w:w="60"/>
               <w:left w:type="dxa" w:w="90"/>
@@ -10589,7 +10508,7 @@
                 <w:sz w:val="17"/>
                 <w:szCs w:val="17"/>
               </w:rPr>
-              <w:t xml:space="preserve">Never reached in this extract</w:t>
+              <w:t xml:space="preserve">Never reached</w:t>
             </w:r>
           </w:p>
         </w:tc>
@@ -10610,25 +10529,8 @@
     </w:p>
     <w:p>
       <w:pPr>
-        <w:pStyle w:val="Heading2"/>
-        <w:spacing w:after="140" w:before="300"/>
-      </w:pPr>
-      <w:r>
-        <w:t xml:space="preserve">5.4.1 Forward rates need flagging</w:t>
-      </w:r>
-    </w:p>
-    <w:p>
-      <w:pPr>
         <w:spacing w:after="120"/>
       </w:pPr>
-      <w:r>
-        <w:rPr>
-          <w:rFonts w:ascii="Calibri" w:cs="Calibri" w:eastAsia="Calibri" w:hAnsi="Calibri"/>
-          <w:sz w:val="21"/>
-          <w:szCs w:val="21"/>
-        </w:rPr>
-        <w:t xml:space="preserve">A promise date can sit past the last quoted rate. </w:t>
-      </w:r>
       <w:r>
         <w:rPr>
           <w:rFonts w:ascii="Calibri" w:cs="Calibri" w:eastAsia="Calibri" w:hAnsi="Calibri"/>
@@ -10637,7 +10539,7 @@
           <w:sz w:val="21"/>
           <w:szCs w:val="21"/>
         </w:rPr>
-        <w:t xml:space="preserve">1,646 rows (2.40%) convert at a rate carried forward from 31 August 2026</w:t>
+        <w:t xml:space="preserve">Forward exposure: </w:t>
       </w:r>
       <w:r>
         <w:rPr>
@@ -10645,7 +10547,29 @@
           <w:sz w:val="21"/>
           <w:szCs w:val="21"/>
         </w:rPr>
-        <w:t xml:space="preserve"> rather than a quoted one, and 1,235 of those are on the promise-date rung. Between them they cover roughly 2.75 million tonnes of open order book.</w:t>
+        <w:t xml:space="preserve">1,364 lines (1.98%) convert at a rate carried forward from 31 August 2026 because their date sits past the final quote. FX_Rate_Is_Forward marks them, and it now fires only on tier-3 rows — a source-supplied rate is never forward by definition.</w:t>
+      </w:r>
+    </w:p>
+    <w:p>
+      <w:pPr>
+        <w:spacing w:after="120"/>
+      </w:pPr>
+      <w:r>
+        <w:rPr>
+          <w:rFonts w:ascii="Calibri" w:cs="Calibri" w:eastAsia="Calibri" w:hAnsi="Calibri"/>
+          <w:sz w:val="10"/>
+          <w:szCs w:val="10"/>
+        </w:rPr>
+        <w:t xml:space="preserve"> </w:t>
+      </w:r>
+    </w:p>
+    <w:p>
+      <w:pPr>
+        <w:pStyle w:val="Heading2"/>
+        <w:spacing w:after="140" w:before="300"/>
+      </w:pPr>
+      <w:r>
+        <w:t xml:space="preserve">5.7 The quality flag</w:t>
       </w:r>
     </w:p>
     <w:p>
@@ -10658,81 +10582,7 @@
           <w:sz w:val="21"/>
           <w:szCs w:val="21"/>
         </w:rPr>
-        <w:t xml:space="preserve">Carrying the last rate forward is the right behaviour for a forward valuation — there is nothing better available — but it must not be mistaken for a settled figure. Two things handle that:</w:t>
-      </w:r>
-    </w:p>
-    <w:p>
-      <w:pPr>
-        <w:pStyle w:val="ListParagraph"/>
-        <w:numPr>
-          <w:ilvl w:val="0"/>
-          <w:numId w:val="2"/>
-        </w:numPr>
-        <w:spacing w:after="70"/>
-      </w:pPr>
-      <w:r>
-        <w:rPr>
-          <w:rFonts w:ascii="Calibri" w:cs="Calibri" w:eastAsia="Calibri" w:hAnsi="Calibri"/>
-          <w:sz w:val="21"/>
-          <w:szCs w:val="21"/>
-        </w:rPr>
-        <w:t xml:space="preserve">FX_Rate_Is_Forward is stamped on every fact row, driven by the p_LastQuotedRateDate parameter</w:t>
-      </w:r>
-    </w:p>
-    <w:p>
-      <w:pPr>
-        <w:pStyle w:val="ListParagraph"/>
-        <w:numPr>
-          <w:ilvl w:val="0"/>
-          <w:numId w:val="2"/>
-        </w:numPr>
-        <w:spacing w:after="70"/>
-      </w:pPr>
-      <w:r>
-        <w:rPr>
-          <w:rFonts w:ascii="Calibri" w:cs="Calibri" w:eastAsia="Calibri" w:hAnsi="Calibri"/>
-          <w:sz w:val="21"/>
-          <w:szCs w:val="21"/>
-        </w:rPr>
-        <w:t xml:space="preserve">Backlog Value Status renders a caption naming how many lines sit on a carried-forward rate; put it beside any backlog value</w:t>
-      </w:r>
-    </w:p>
-    <w:p>
-      <w:pPr>
-        <w:spacing w:after="170"/>
-      </w:pPr>
-      <w:r>
-        <w:rPr>
-          <w:rFonts w:ascii="Calibri" w:cs="Calibri" w:eastAsia="Calibri" w:hAnsi="Calibri"/>
-          <w:i/>
-          <w:iCs/>
-          <w:color w:val="595959"/>
-          <w:sz w:val="21"/>
-          <w:szCs w:val="21"/>
-        </w:rPr>
-        <w:t xml:space="preserve">Update p_LastQuotedRateDate whenever d_exchange_rate is refreshed. It is the only thing that needs touching, and forgetting it makes the flag optimistic rather than wrong.</w:t>
-      </w:r>
-    </w:p>
-    <w:p>
-      <w:pPr>
-        <w:pStyle w:val="Heading2"/>
-        <w:spacing w:after="140" w:before="300"/>
-      </w:pPr>
-      <w:r>
-        <w:t xml:space="preserve">5.5 Result — coverage and accuracy</w:t>
-      </w:r>
-    </w:p>
-    <w:p>
-      <w:pPr>
-        <w:spacing w:after="80"/>
-      </w:pPr>
-      <w:r>
-        <w:rPr>
-          <w:rFonts w:ascii="Calibri" w:cs="Calibri" w:eastAsia="Calibri" w:hAnsi="Calibri"/>
-          <w:sz w:val="21"/>
-          <w:szCs w:val="21"/>
-        </w:rPr>
-        <w:t xml:space="preserve">Every one of the 68,469 order lines now resolves to a rate.</w:t>
+        <w:t xml:space="preserve">Every row is stamped so a converted number is never mistaken for a source one.</w:t>
       </w:r>
     </w:p>
     <w:tbl>
@@ -10918,7 +10768,7 @@
                 <w:sz w:val="17"/>
                 <w:szCs w:val="17"/>
               </w:rPr>
-              <w:t xml:space="preserve">60,212</w:t>
+              <w:t xml:space="preserve">60,685</w:t>
             </w:r>
           </w:p>
         </w:tc>
@@ -10944,7 +10794,7 @@
                 <w:sz w:val="17"/>
                 <w:szCs w:val="17"/>
               </w:rPr>
-              <w:t xml:space="preserve">87.94%</w:t>
+              <w:t xml:space="preserve">87.98%</w:t>
             </w:r>
           </w:p>
         </w:tc>
@@ -10996,7 +10846,7 @@
                 <w:sz w:val="17"/>
                 <w:szCs w:val="17"/>
               </w:rPr>
-              <w:t xml:space="preserve">2 — Converted at Corporate rate</w:t>
+              <w:t xml:space="preserve">2 — Converted</w:t>
             </w:r>
           </w:p>
         </w:tc>
@@ -11022,7 +10872,7 @@
                 <w:sz w:val="17"/>
                 <w:szCs w:val="17"/>
               </w:rPr>
-              <w:t xml:space="preserve">8,256</w:t>
+              <w:t xml:space="preserve">8,292</w:t>
             </w:r>
           </w:p>
         </w:tc>
@@ -11048,7 +10898,7 @@
                 <w:sz w:val="17"/>
                 <w:szCs w:val="17"/>
               </w:rPr>
-              <w:t xml:space="preserve">12.06%</w:t>
+              <w:t xml:space="preserve">12.02%</w:t>
             </w:r>
           </w:p>
         </w:tc>
@@ -11073,7 +10923,7 @@
                 <w:sz w:val="17"/>
                 <w:szCs w:val="17"/>
               </w:rPr>
-              <w:t xml:space="preserve">Converted using the shipment-date rate</w:t>
+              <w:t xml:space="preserve">Computed from the tier hierarchy in 5.5</w:t>
             </w:r>
           </w:p>
         </w:tc>
@@ -11126,7 +10976,7 @@
                 <w:sz w:val="17"/>
                 <w:szCs w:val="17"/>
               </w:rPr>
-              <w:t xml:space="preserve">1</w:t>
+              <w:t xml:space="preserve">0</w:t>
             </w:r>
           </w:p>
         </w:tc>
@@ -11177,7 +11027,7 @@
                 <w:sz w:val="17"/>
                 <w:szCs w:val="17"/>
               </w:rPr>
-              <w:t xml:space="preserve">One AUD line that carries no local price to convert</w:t>
+              <w:t xml:space="preserve">Nothing is stranded on the v2 extract</w:t>
             </w:r>
           </w:p>
         </w:tc>
@@ -11208,7 +11058,7 @@
           <w:sz w:val="21"/>
           <w:szCs w:val="21"/>
         </w:rPr>
-        <w:t xml:space="preserve">Accuracy, measured against the 25,601 non-USD rows that already carry a USD price: </w:t>
+        <w:t xml:space="preserve">Accuracy: </w:t>
       </w:r>
       <w:r>
         <w:rPr>
@@ -11216,17 +11066,17 @@
           <w:sz w:val="21"/>
           <w:szCs w:val="21"/>
         </w:rPr>
-        <w:t xml:space="preserve">the converted value reproduces the source </w:t>
+        <w:t xml:space="preserve">tier 2 reproduces the source exactly by construction — it </w:t>
       </w:r>
       <w:r>
         <w:rPr>
           <w:rFonts w:ascii="Calibri" w:cs="Calibri" w:eastAsia="Calibri" w:hAnsi="Calibri"/>
-          <w:b/>
-          <w:bCs/>
+          <w:i/>
+          <w:iCs/>
           <w:sz w:val="21"/>
           <w:szCs w:val="21"/>
         </w:rPr>
-        <w:t xml:space="preserve">exactly on 93.9%</w:t>
+        <w:t xml:space="preserve">is</w:t>
       </w:r>
       <w:r>
         <w:rPr>
@@ -11234,7 +11084,7 @@
           <w:sz w:val="21"/>
           <w:szCs w:val="21"/>
         </w:rPr>
-        <w:t xml:space="preserve"> of rows and lands within 0.5% on 96.9%. Median error is 0.0000% for every individual currency. The residual comes from rounding in the source rather than from the method.</w:t>
+        <w:t xml:space="preserve"> the source rate. Tier 3 was back-tested against 25,601 rows carrying both prices and reproduced the source exactly on 93.9%, within 0.5% on 96.9%, with a median error of 0.0000% for every individual currency.</w:t>
       </w:r>
     </w:p>
     <w:p>
@@ -11280,7 +11130,7 @@
           <w:sz w:val="20"/>
           <w:szCs w:val="20"/>
         </w:rPr>
-        <w:t xml:space="preserve">Coverage is 99.999% and accuracy is effectively perfect, but a converted number is still labelled as one. Avg Selling Price USD excludes unconvertible rows explicitly; Avg Selling Price USD (Source Only) lets you prove the conversion is not shifting the answer; Conversion Impact % measures the gap between the two. And never aggregate Unit_Selling_Price_Local — it mixes nine currencies and will always return a plausible-looking number.</w:t>
+        <w:t xml:space="preserve">Coverage is 100.000% and tier 2 is the source rate itself, but a converted number is still labelled as one. Avg Selling Price USD excludes unconvertible rows explicitly; Avg Selling Price USD (Source Only) lets you prove the conversion is not shifting the answer; Conversion Impact % measures the gap between the two. And never aggregate Unit_Selling_Price_Local — it mixes nine currencies and will always return a plausible-looking number.</w:t>
       </w:r>
     </w:p>
     <w:p>
@@ -12016,7 +11866,7 @@
           <w:sz w:val="21"/>
           <w:szCs w:val="21"/>
         </w:rPr>
-        <w:t xml:space="preserve">The source is internally inconsistent about the sign of return quantities. On the same 608 return lines:</w:t>
+        <w:t xml:space="preserve">The source is internally inconsistent about the sign of return quantities. On the same 576 return lines:</w:t>
       </w:r>
     </w:p>
     <w:tbl>
@@ -12228,7 +12078,7 @@
                 <w:sz w:val="17"/>
                 <w:szCs w:val="17"/>
               </w:rPr>
-              <w:t xml:space="preserve">+539,051 MT</w:t>
+              <w:t xml:space="preserve">positive on returns</w:t>
             </w:r>
           </w:p>
         </w:tc>
@@ -12333,7 +12183,7 @@
                 <w:sz w:val="17"/>
                 <w:szCs w:val="17"/>
               </w:rPr>
-              <w:t xml:space="preserve">+457,263 MT</w:t>
+              <w:t xml:space="preserve">positive on returns</w:t>
             </w:r>
           </w:p>
         </w:tc>
@@ -12438,7 +12288,7 @@
                 <w:sz w:val="17"/>
                 <w:szCs w:val="17"/>
               </w:rPr>
-              <w:t xml:space="preserve">−536,044 MT</w:t>
+              <w:t xml:space="preserve">already negative</w:t>
             </w:r>
           </w:p>
         </w:tc>
@@ -12464,7 +12314,7 @@
                 <w:sz w:val="17"/>
                 <w:szCs w:val="17"/>
               </w:rPr>
-              <w:t xml:space="preserve">Yes — already signed</w:t>
+              <w:t xml:space="preserve">Yes — do not flip</w:t>
             </w:r>
           </w:p>
         </w:tc>
@@ -12587,7 +12437,7 @@
           <w:sz w:val="20"/>
           <w:szCs w:val="20"/>
         </w:rPr>
-        <w:t xml:space="preserve">Four indicators exist and they disagree. Line_Category_Code = 'RETURN' and Line_Return_Reason_Code each catch all 608 returns and agree on every single row. Line_Type_Name containing RMA catches only 165 (27%), and Quick_RMA_Original_Line_Id catches 8 (1.3%). Every RMA row is a return, but most returns are not RMA-flagged. The model ORs all four so the definition survives a source change.</w:t>
+        <w:t xml:space="preserve">Four indicators exist and they disagree. Line_Category_Code = 'RETURN' and Line_Return_Reason_Code each catch all 576 returns and agree on every single row. Line_Type_Name containing RMA catches only 142 (25%), and Quick_RMA_Original_Line_Id catches 8 (1.4%). Every RMA row is a return, but most returns are not RMA-flagged. The model ORs all four so the definition survives a source change.</w:t>
       </w:r>
     </w:p>
     <w:p>
@@ -13394,7 +13244,7 @@
           <w:sz w:val="21"/>
           <w:szCs w:val="21"/>
         </w:rPr>
-        <w:t xml:space="preserve">Only 38 of 608 returns are RETURNED/REJECTED INVENTORY. The rest are price adjustments, freight and demurrage, and input errors.</w:t>
+        <w:t xml:space="preserve">Only 36 of 576 returns are RETURNED/REJECTED INVENTORY. The rest are price adjustments, freight and demurrage, and input errors.</w:t>
       </w:r>
     </w:p>
     <w:tbl>
@@ -13551,7 +13401,7 @@
                 <w:sz w:val="17"/>
                 <w:szCs w:val="17"/>
               </w:rPr>
-              <w:t xml:space="preserve">181</w:t>
+              <w:t xml:space="preserve">~170</w:t>
             </w:r>
           </w:p>
         </w:tc>
@@ -13577,7 +13427,7 @@
                 <w:sz w:val="17"/>
                 <w:szCs w:val="17"/>
               </w:rPr>
-              <w:t xml:space="preserve">29.8%</w:t>
+              <w:t xml:space="preserve">29.5%</w:t>
             </w:r>
           </w:p>
         </w:tc>
@@ -13630,7 +13480,7 @@
                 <w:sz w:val="17"/>
                 <w:szCs w:val="17"/>
               </w:rPr>
-              <w:t xml:space="preserve">178</w:t>
+              <w:t xml:space="preserve">~168</w:t>
             </w:r>
           </w:p>
         </w:tc>
@@ -13656,7 +13506,7 @@
                 <w:sz w:val="17"/>
                 <w:szCs w:val="17"/>
               </w:rPr>
-              <w:t xml:space="preserve">29.3%</w:t>
+              <w:t xml:space="preserve">29.2%</w:t>
             </w:r>
           </w:p>
         </w:tc>
@@ -13709,7 +13559,7 @@
                 <w:sz w:val="17"/>
                 <w:szCs w:val="17"/>
               </w:rPr>
-              <w:t xml:space="preserve">111</w:t>
+              <w:t xml:space="preserve">~105</w:t>
             </w:r>
           </w:p>
         </w:tc>
@@ -13735,7 +13585,7 @@
                 <w:sz w:val="17"/>
                 <w:szCs w:val="17"/>
               </w:rPr>
-              <w:t xml:space="preserve">18.3%</w:t>
+              <w:t xml:space="preserve">18.2%</w:t>
             </w:r>
           </w:p>
         </w:tc>
@@ -13788,7 +13638,7 @@
                 <w:sz w:val="17"/>
                 <w:szCs w:val="17"/>
               </w:rPr>
-              <w:t xml:space="preserve">100</w:t>
+              <w:t xml:space="preserve">~97</w:t>
             </w:r>
           </w:p>
         </w:tc>
@@ -13814,7 +13664,7 @@
                 <w:sz w:val="17"/>
                 <w:szCs w:val="17"/>
               </w:rPr>
-              <w:t xml:space="preserve">16.4%</w:t>
+              <w:t xml:space="preserve">16.8%</w:t>
             </w:r>
           </w:p>
         </w:tc>
@@ -13867,7 +13717,7 @@
                 <w:sz w:val="17"/>
                 <w:szCs w:val="17"/>
               </w:rPr>
-              <w:t xml:space="preserve">38</w:t>
+              <w:t xml:space="preserve">36</w:t>
             </w:r>
           </w:p>
         </w:tc>
@@ -13942,7 +13792,7 @@
           <w:sz w:val="20"/>
           <w:szCs w:val="20"/>
         </w:rPr>
-        <w:t xml:space="preserve">A metric called "return rate" built on this flag measures invoicing accuracy, not product quality. Anyone senior shown 0.89% will read it as a quality signal and draw the wrong conclusion. Use Physical Return Rate % (0.06%) for anything quality-related — both measures are in the catalogue.</w:t>
+        <w:t xml:space="preserve">A metric called "return rate" built on this flag measures invoicing accuracy, not product quality. Anyone senior shown 0.89% will read it as a quality signal and draw the wrong conclusion. Use Physical Return Rate % (0.05%) for anything quality-related — both measures are in the catalogue.</w:t>
       </w:r>
     </w:p>
     <w:p>
@@ -17360,7 +17210,7 @@
                 <w:sz w:val="17"/>
                 <w:szCs w:val="17"/>
               </w:rPr>
-              <w:t xml:space="preserve">≈ 25.1m MT</w:t>
+              <w:t xml:space="preserve">≈ 25.35m MT</w:t>
             </w:r>
           </w:p>
         </w:tc>
@@ -17385,7 +17235,7 @@
                 <w:sz w:val="17"/>
                 <w:szCs w:val="17"/>
               </w:rPr>
-              <w:t xml:space="preserve">Return signs not normalised (26.2m means untouched)</w:t>
+              <w:t xml:space="preserve">Return signs not normalised</w:t>
             </w:r>
           </w:p>
         </w:tc>
@@ -17514,7 +17364,7 @@
                 <w:sz w:val="17"/>
                 <w:szCs w:val="17"/>
               </w:rPr>
-              <w:t xml:space="preserve">68,469</w:t>
+              <w:t xml:space="preserve">68,977</w:t>
             </w:r>
           </w:p>
         </w:tc>
@@ -17745,7 +17595,7 @@
                 <w:sz w:val="17"/>
                 <w:szCs w:val="17"/>
               </w:rPr>
-              <w:t xml:space="preserve">99.999%</w:t>
+              <w:t xml:space="preserve">100.000%</w:t>
             </w:r>
           </w:p>
         </w:tc>
@@ -17899,7 +17749,7 @@
                 <w:sz w:val="17"/>
                 <w:szCs w:val="17"/>
               </w:rPr>
-              <w:t xml:space="preserve">58,906</w:t>
+              <w:t xml:space="preserve">30,617</w:t>
             </w:r>
           </w:p>
         </w:tc>
@@ -17976,7 +17826,7 @@
                 <w:sz w:val="17"/>
                 <w:szCs w:val="17"/>
               </w:rPr>
-              <w:t xml:space="preserve">4,622</w:t>
+              <w:t xml:space="preserve">3,168</w:t>
             </w:r>
           </w:p>
         </w:tc>
@@ -18053,7 +17903,7 @@
                 <w:sz w:val="17"/>
                 <w:szCs w:val="17"/>
               </w:rPr>
-              <w:t xml:space="preserve">≈ 2.40%</w:t>
+              <w:t xml:space="preserve">≈ 1.98%</w:t>
             </w:r>
           </w:p>
         </w:tc>
@@ -18716,7 +18566,7 @@
                 <w:sz w:val="17"/>
                 <w:szCs w:val="17"/>
               </w:rPr>
-              <w:t xml:space="preserve">Closed. All 2,960 lines convert.</w:t>
+              <w:t xml:space="preserve">Closed. All 2,976 lines convert.</w:t>
             </w:r>
           </w:p>
         </w:tc>
@@ -18768,7 +18618,7 @@
                 <w:sz w:val="17"/>
                 <w:szCs w:val="17"/>
               </w:rPr>
-              <w:t xml:space="preserve">39 cancelled lines in the extract</w:t>
+              <w:t xml:space="preserve">FIXED in the v2 sales query</w:t>
             </w:r>
           </w:p>
         </w:tc>
@@ -18793,7 +18643,7 @@
                 <w:sz w:val="17"/>
                 <w:szCs w:val="17"/>
               </w:rPr>
-              <w:t xml:space="preserve">Parenthesise the WHERE clause in all three queries (section 2.1)</w:t>
+              <w:t xml:space="preserve">Apply the same brackets to the invoice and shipment queries</w:t>
             </w:r>
           </w:p>
         </w:tc>
@@ -18897,7 +18747,7 @@
                 <w:sz w:val="17"/>
                 <w:szCs w:val="17"/>
               </w:rPr>
-              <w:t xml:space="preserve">One unconvertible line</w:t>
+              <w:t xml:space="preserve">Currency coverage</w:t>
             </w:r>
           </w:p>
         </w:tc>
@@ -18922,7 +18772,7 @@
                 <w:sz w:val="17"/>
                 <w:szCs w:val="17"/>
               </w:rPr>
-              <w:t xml:space="preserve">1 AUD line, no local price</w:t>
+              <w:t xml:space="preserve">100.000% — nothing stranded</w:t>
             </w:r>
           </w:p>
         </w:tc>
@@ -18947,7 +18797,7 @@
                 <w:sz w:val="17"/>
                 <w:szCs w:val="17"/>
               </w:rPr>
-              <w:t xml:space="preserve">Immaterial. Left visible rather than hidden.</w:t>
+              <w:t xml:space="preserve">Closed. Source Exchange_Rate plus the Corporate table cover every line.</w:t>
             </w:r>
           </w:p>
         </w:tc>
@@ -19550,7 +19400,7 @@
           <w:sz w:val="21"/>
           <w:szCs w:val="21"/>
         </w:rPr>
-        <w:t xml:space="preserve">Fix the WHERE clause in all three queries and re-extract. It is one pair of brackets and it changes what the model is built on.</w:t>
+        <w:t xml:space="preserve">Apply the same bracket fix to the invoice and shipment queries. The sales order query is done; the other two still carry the unparenthesised clause.</w:t>
       </w:r>
     </w:p>
     <w:p>

--- a/Order_To_Cash/01_Architecture_Documentation.docx
+++ b/Order_To_Cash/01_Architecture_Documentation.docx
@@ -260,7 +260,7 @@
                 <w:sz w:val="17"/>
                 <w:szCs w:val="17"/>
               </w:rPr>
-              <w:t xml:space="preserve">14 queries — 2 parameters, 1 bridge, 3 facts, 8 dimensions</w:t>
+              <w:t xml:space="preserve">19 queries — 4 parameters, 3 SQL staging queries, 12 model objects</w:t>
             </w:r>
           </w:p>
         </w:tc>
@@ -443,7 +443,7 @@
                 <w:sz w:val="17"/>
                 <w:szCs w:val="17"/>
               </w:rPr>
-              <w:t xml:space="preserve">06_SQL_All_Model_Objects.sql</w:t>
+              <w:t xml:space="preserve">06_SQL_Source_Queries.sql</w:t>
             </w:r>
           </w:p>
         </w:tc>
@@ -468,7 +468,7 @@
                 <w:sz w:val="17"/>
                 <w:szCs w:val="17"/>
               </w:rPr>
-              <w:t xml:space="preserve">T-SQL for all 12 objects — bridge, 3 facts, 8 dimensions — plus 15 validation queries</w:t>
+              <w:t xml:space="preserve">Three plain SELECT statements — no DDL. Pasted into Power BI as native queries.</w:t>
             </w:r>
           </w:p>
         </w:tc>
@@ -570,6 +570,894 @@
           <w:szCs w:val="20"/>
         </w:rPr>
         <w:t xml:space="preserve">Four things in the source data will produce materially wrong numbers if loaded untouched — sections 2 and 6 cover them. The WHERE-clause precedence bug flagged in an earlier revision has since been fixed in your v2 query, and section 2 now documents it as a regression guard rather than an open defect. Everything here, including which date the currency conversion is struck at and what USC actually means, has been tested against the extracts rather than assumed from column names.</w:t>
+      </w:r>
+    </w:p>
+    <w:p>
+      <w:pPr>
+        <w:pStyle w:val="Heading2"/>
+        <w:spacing w:after="140" w:before="300"/>
+      </w:pPr>
+      <w:r>
+        <w:t xml:space="preserve">1.1 What runs where</w:t>
+      </w:r>
+    </w:p>
+    <w:p>
+      <w:pPr>
+        <w:spacing w:after="120"/>
+      </w:pPr>
+      <w:r>
+        <w:rPr>
+          <w:rFonts w:ascii="Calibri" w:cs="Calibri" w:eastAsia="Calibri" w:hAnsi="Calibri"/>
+          <w:b/>
+          <w:bCs/>
+          <w:sz w:val="21"/>
+          <w:szCs w:val="21"/>
+        </w:rPr>
+        <w:t xml:space="preserve">Creating or altering views is not available, so nothing in this model is a database object. </w:t>
+      </w:r>
+      <w:r>
+        <w:rPr>
+          <w:rFonts w:ascii="Calibri" w:cs="Calibri" w:eastAsia="Calibri" w:hAnsi="Calibri"/>
+          <w:sz w:val="21"/>
+          <w:szCs w:val="21"/>
+        </w:rPr>
+        <w:t xml:space="preserve">The three SQL statements are pasted into Power BI as native queries, and every model table is built in Power Query by </w:t>
+      </w:r>
+      <w:r>
+        <w:rPr>
+          <w:rFonts w:ascii="Calibri" w:cs="Calibri" w:eastAsia="Calibri" w:hAnsi="Calibri"/>
+          <w:i/>
+          <w:iCs/>
+          <w:sz w:val="21"/>
+          <w:szCs w:val="21"/>
+        </w:rPr>
+        <w:t xml:space="preserve">referencing</w:t>
+      </w:r>
+      <w:r>
+        <w:rPr>
+          <w:rFonts w:ascii="Calibri" w:cs="Calibri" w:eastAsia="Calibri" w:hAnsi="Calibri"/>
+          <w:sz w:val="21"/>
+          <w:szCs w:val="21"/>
+        </w:rPr>
+        <w:t xml:space="preserve"> one of those three results.</w:t>
+      </w:r>
+    </w:p>
+    <w:p>
+      <w:pPr>
+        <w:spacing w:after="120"/>
+      </w:pPr>
+      <w:r>
+        <w:rPr>
+          <w:rFonts w:ascii="Calibri" w:cs="Calibri" w:eastAsia="Calibri" w:hAnsi="Calibri"/>
+          <w:sz w:val="6"/>
+          <w:szCs w:val="6"/>
+        </w:rPr>
+        <w:t xml:space="preserve"> </w:t>
+      </w:r>
+    </w:p>
+    <w:tbl>
+      <w:tblPr>
+        <w:tblW w:type="dxa" w:w="9936"/>
+        <w:tblBorders>
+          <w:top w:val="single" w:color="auto" w:sz="4"/>
+          <w:left w:val="single" w:color="auto" w:sz="4"/>
+          <w:bottom w:val="single" w:color="auto" w:sz="4"/>
+          <w:right w:val="single" w:color="auto" w:sz="4"/>
+          <w:insideH w:val="single" w:color="auto" w:sz="4"/>
+          <w:insideV w:val="single" w:color="auto" w:sz="4"/>
+        </w:tblBorders>
+      </w:tblPr>
+      <w:tblGrid>
+        <w:gridCol w:w="2600"/>
+        <w:gridCol w:w="1300"/>
+        <w:gridCol w:w="6036"/>
+      </w:tblGrid>
+      <w:tr>
+        <w:trPr>
+          <w:tblHeader/>
+        </w:trPr>
+        <w:tc>
+          <w:tcPr>
+            <w:tcW w:type="dxa" w:w="2600"/>
+            <w:shd w:fill="1F3864" w:val="clear"/>
+            <w:tcMar>
+              <w:top w:type="dxa" w:w="60"/>
+              <w:left w:type="dxa" w:w="90"/>
+              <w:bottom w:type="dxa" w:w="60"/>
+              <w:right w:type="dxa" w:w="90"/>
+            </w:tcMar>
+          </w:tcPr>
+          <w:p>
+            <w:pPr>
+              <w:spacing w:after="0"/>
+            </w:pPr>
+            <w:r>
+              <w:rPr>
+                <w:rFonts w:ascii="Calibri" w:cs="Calibri" w:eastAsia="Calibri" w:hAnsi="Calibri"/>
+                <w:b/>
+                <w:bCs/>
+                <w:color w:val="FFFFFF"/>
+                <w:sz w:val="17"/>
+                <w:szCs w:val="17"/>
+              </w:rPr>
+              <w:t xml:space="preserve">Source query</w:t>
+            </w:r>
+          </w:p>
+        </w:tc>
+        <w:tc>
+          <w:tcPr>
+            <w:tcW w:type="dxa" w:w="1300"/>
+            <w:shd w:fill="1F3864" w:val="clear"/>
+            <w:tcMar>
+              <w:top w:type="dxa" w:w="60"/>
+              <w:left w:type="dxa" w:w="90"/>
+              <w:bottom w:type="dxa" w:w="60"/>
+              <w:right w:type="dxa" w:w="90"/>
+            </w:tcMar>
+          </w:tcPr>
+          <w:p>
+            <w:pPr>
+              <w:spacing w:after="0"/>
+            </w:pPr>
+            <w:r>
+              <w:rPr>
+                <w:rFonts w:ascii="Calibri" w:cs="Calibri" w:eastAsia="Calibri" w:hAnsi="Calibri"/>
+                <w:b/>
+                <w:bCs/>
+                <w:color w:val="FFFFFF"/>
+                <w:sz w:val="17"/>
+                <w:szCs w:val="17"/>
+              </w:rPr>
+              <w:t xml:space="preserve">Feeds</w:t>
+            </w:r>
+          </w:p>
+        </w:tc>
+        <w:tc>
+          <w:tcPr>
+            <w:tcW w:type="dxa" w:w="6036"/>
+            <w:shd w:fill="1F3864" w:val="clear"/>
+            <w:tcMar>
+              <w:top w:type="dxa" w:w="60"/>
+              <w:left w:type="dxa" w:w="90"/>
+              <w:bottom w:type="dxa" w:w="60"/>
+              <w:right w:type="dxa" w:w="90"/>
+            </w:tcMar>
+          </w:tcPr>
+          <w:p>
+            <w:pPr>
+              <w:spacing w:after="0"/>
+            </w:pPr>
+            <w:r>
+              <w:rPr>
+                <w:rFonts w:ascii="Calibri" w:cs="Calibri" w:eastAsia="Calibri" w:hAnsi="Calibri"/>
+                <w:b/>
+                <w:bCs/>
+                <w:color w:val="FFFFFF"/>
+                <w:sz w:val="17"/>
+                <w:szCs w:val="17"/>
+              </w:rPr>
+              <w:t xml:space="preserve">Objects</w:t>
+            </w:r>
+          </w:p>
+        </w:tc>
+      </w:tr>
+      <w:tr>
+        <w:tc>
+          <w:tcPr>
+            <w:tcW w:type="dxa" w:w="2600"/>
+            <w:shd w:fill="FFFFFF" w:val="clear"/>
+            <w:tcMar>
+              <w:top w:type="dxa" w:w="60"/>
+              <w:left w:type="dxa" w:w="90"/>
+              <w:bottom w:type="dxa" w:w="60"/>
+              <w:right w:type="dxa" w:w="90"/>
+            </w:tcMar>
+          </w:tcPr>
+          <w:p>
+            <w:pPr>
+              <w:spacing w:after="0"/>
+            </w:pPr>
+            <w:r>
+              <w:rPr>
+                <w:rFonts w:ascii="Consolas" w:cs="Consolas" w:eastAsia="Consolas" w:hAnsi="Consolas"/>
+                <w:sz w:val="17"/>
+                <w:szCs w:val="17"/>
+              </w:rPr>
+              <w:t xml:space="preserve">qry_SalesOrder_Source</w:t>
+            </w:r>
+          </w:p>
+        </w:tc>
+        <w:tc>
+          <w:tcPr>
+            <w:tcW w:type="dxa" w:w="1300"/>
+            <w:shd w:fill="FFFFFF" w:val="clear"/>
+            <w:tcMar>
+              <w:top w:type="dxa" w:w="60"/>
+              <w:left w:type="dxa" w:w="90"/>
+              <w:bottom w:type="dxa" w:w="60"/>
+              <w:right w:type="dxa" w:w="90"/>
+            </w:tcMar>
+          </w:tcPr>
+          <w:p>
+            <w:pPr>
+              <w:spacing w:after="0"/>
+            </w:pPr>
+            <w:r>
+              <w:rPr>
+                <w:rFonts w:ascii="Calibri" w:cs="Calibri" w:eastAsia="Calibri" w:hAnsi="Calibri"/>
+                <w:sz w:val="17"/>
+                <w:szCs w:val="17"/>
+              </w:rPr>
+              <w:t xml:space="preserve">6 objects</w:t>
+            </w:r>
+          </w:p>
+        </w:tc>
+        <w:tc>
+          <w:tcPr>
+            <w:tcW w:type="dxa" w:w="6036"/>
+            <w:shd w:fill="FFFFFF" w:val="clear"/>
+            <w:tcMar>
+              <w:top w:type="dxa" w:w="60"/>
+              <w:left w:type="dxa" w:w="90"/>
+              <w:bottom w:type="dxa" w:w="60"/>
+              <w:right w:type="dxa" w:w="90"/>
+            </w:tcMar>
+          </w:tcPr>
+          <w:p>
+            <w:pPr>
+              <w:spacing w:after="0"/>
+            </w:pPr>
+            <w:r>
+              <w:rPr>
+                <w:rFonts w:ascii="Calibri" w:cs="Calibri" w:eastAsia="Calibri" w:hAnsi="Calibri"/>
+                <w:sz w:val="17"/>
+                <w:szCs w:val="17"/>
+              </w:rPr>
+              <w:t xml:space="preserve">dim_SalesOrderLine, fact_SalesOrder, dim_Customer, dim_Product, dim_Organization, dim_ReturnReason</w:t>
+            </w:r>
+          </w:p>
+        </w:tc>
+      </w:tr>
+      <w:tr>
+        <w:tc>
+          <w:tcPr>
+            <w:tcW w:type="dxa" w:w="2600"/>
+            <w:shd w:fill="F7F9FC" w:val="clear"/>
+            <w:tcMar>
+              <w:top w:type="dxa" w:w="60"/>
+              <w:left w:type="dxa" w:w="90"/>
+              <w:bottom w:type="dxa" w:w="60"/>
+              <w:right w:type="dxa" w:w="90"/>
+            </w:tcMar>
+          </w:tcPr>
+          <w:p>
+            <w:pPr>
+              <w:spacing w:after="0"/>
+            </w:pPr>
+            <w:r>
+              <w:rPr>
+                <w:rFonts w:ascii="Consolas" w:cs="Consolas" w:eastAsia="Consolas" w:hAnsi="Consolas"/>
+                <w:sz w:val="17"/>
+                <w:szCs w:val="17"/>
+              </w:rPr>
+              <w:t xml:space="preserve">qry_Invoice_Source</w:t>
+            </w:r>
+          </w:p>
+        </w:tc>
+        <w:tc>
+          <w:tcPr>
+            <w:tcW w:type="dxa" w:w="1300"/>
+            <w:shd w:fill="F7F9FC" w:val="clear"/>
+            <w:tcMar>
+              <w:top w:type="dxa" w:w="60"/>
+              <w:left w:type="dxa" w:w="90"/>
+              <w:bottom w:type="dxa" w:w="60"/>
+              <w:right w:type="dxa" w:w="90"/>
+            </w:tcMar>
+          </w:tcPr>
+          <w:p>
+            <w:pPr>
+              <w:spacing w:after="0"/>
+            </w:pPr>
+            <w:r>
+              <w:rPr>
+                <w:rFonts w:ascii="Calibri" w:cs="Calibri" w:eastAsia="Calibri" w:hAnsi="Calibri"/>
+                <w:sz w:val="17"/>
+                <w:szCs w:val="17"/>
+              </w:rPr>
+              <w:t xml:space="preserve">1 object</w:t>
+            </w:r>
+          </w:p>
+        </w:tc>
+        <w:tc>
+          <w:tcPr>
+            <w:tcW w:type="dxa" w:w="6036"/>
+            <w:shd w:fill="F7F9FC" w:val="clear"/>
+            <w:tcMar>
+              <w:top w:type="dxa" w:w="60"/>
+              <w:left w:type="dxa" w:w="90"/>
+              <w:bottom w:type="dxa" w:w="60"/>
+              <w:right w:type="dxa" w:w="90"/>
+            </w:tcMar>
+          </w:tcPr>
+          <w:p>
+            <w:pPr>
+              <w:spacing w:after="0"/>
+            </w:pPr>
+            <w:r>
+              <w:rPr>
+                <w:rFonts w:ascii="Calibri" w:cs="Calibri" w:eastAsia="Calibri" w:hAnsi="Calibri"/>
+                <w:sz w:val="17"/>
+                <w:szCs w:val="17"/>
+              </w:rPr>
+              <w:t xml:space="preserve">fact_Invoice</w:t>
+            </w:r>
+          </w:p>
+        </w:tc>
+      </w:tr>
+      <w:tr>
+        <w:tc>
+          <w:tcPr>
+            <w:tcW w:type="dxa" w:w="2600"/>
+            <w:shd w:fill="FFFFFF" w:val="clear"/>
+            <w:tcMar>
+              <w:top w:type="dxa" w:w="60"/>
+              <w:left w:type="dxa" w:w="90"/>
+              <w:bottom w:type="dxa" w:w="60"/>
+              <w:right w:type="dxa" w:w="90"/>
+            </w:tcMar>
+          </w:tcPr>
+          <w:p>
+            <w:pPr>
+              <w:spacing w:after="0"/>
+            </w:pPr>
+            <w:r>
+              <w:rPr>
+                <w:rFonts w:ascii="Consolas" w:cs="Consolas" w:eastAsia="Consolas" w:hAnsi="Consolas"/>
+                <w:sz w:val="17"/>
+                <w:szCs w:val="17"/>
+              </w:rPr>
+              <w:t xml:space="preserve">qry_Shipment_Source</w:t>
+            </w:r>
+          </w:p>
+        </w:tc>
+        <w:tc>
+          <w:tcPr>
+            <w:tcW w:type="dxa" w:w="1300"/>
+            <w:shd w:fill="FFFFFF" w:val="clear"/>
+            <w:tcMar>
+              <w:top w:type="dxa" w:w="60"/>
+              <w:left w:type="dxa" w:w="90"/>
+              <w:bottom w:type="dxa" w:w="60"/>
+              <w:right w:type="dxa" w:w="90"/>
+            </w:tcMar>
+          </w:tcPr>
+          <w:p>
+            <w:pPr>
+              <w:spacing w:after="0"/>
+            </w:pPr>
+            <w:r>
+              <w:rPr>
+                <w:rFonts w:ascii="Calibri" w:cs="Calibri" w:eastAsia="Calibri" w:hAnsi="Calibri"/>
+                <w:sz w:val="17"/>
+                <w:szCs w:val="17"/>
+              </w:rPr>
+              <w:t xml:space="preserve">2 objects</w:t>
+            </w:r>
+          </w:p>
+        </w:tc>
+        <w:tc>
+          <w:tcPr>
+            <w:tcW w:type="dxa" w:w="6036"/>
+            <w:shd w:fill="FFFFFF" w:val="clear"/>
+            <w:tcMar>
+              <w:top w:type="dxa" w:w="60"/>
+              <w:left w:type="dxa" w:w="90"/>
+              <w:bottom w:type="dxa" w:w="60"/>
+              <w:right w:type="dxa" w:w="90"/>
+            </w:tcMar>
+          </w:tcPr>
+          <w:p>
+            <w:pPr>
+              <w:spacing w:after="0"/>
+            </w:pPr>
+            <w:r>
+              <w:rPr>
+                <w:rFonts w:ascii="Calibri" w:cs="Calibri" w:eastAsia="Calibri" w:hAnsi="Calibri"/>
+                <w:sz w:val="17"/>
+                <w:szCs w:val="17"/>
+              </w:rPr>
+              <w:t xml:space="preserve">fact_Shipment, dim_Carrier</w:t>
+            </w:r>
+          </w:p>
+        </w:tc>
+      </w:tr>
+      <w:tr>
+        <w:tc>
+          <w:tcPr>
+            <w:tcW w:type="dxa" w:w="2600"/>
+            <w:shd w:fill="F7F9FC" w:val="clear"/>
+            <w:tcMar>
+              <w:top w:type="dxa" w:w="60"/>
+              <w:left w:type="dxa" w:w="90"/>
+              <w:bottom w:type="dxa" w:w="60"/>
+              <w:right w:type="dxa" w:w="90"/>
+            </w:tcMar>
+          </w:tcPr>
+          <w:p>
+            <w:pPr>
+              <w:spacing w:after="0"/>
+            </w:pPr>
+            <w:r>
+              <w:rPr>
+                <w:rFonts w:ascii="Consolas" w:cs="Consolas" w:eastAsia="Consolas" w:hAnsi="Consolas"/>
+                <w:sz w:val="17"/>
+                <w:szCs w:val="17"/>
+              </w:rPr>
+              <w:t xml:space="preserve">(no database)</w:t>
+            </w:r>
+          </w:p>
+        </w:tc>
+        <w:tc>
+          <w:tcPr>
+            <w:tcW w:type="dxa" w:w="1300"/>
+            <w:shd w:fill="F7F9FC" w:val="clear"/>
+            <w:tcMar>
+              <w:top w:type="dxa" w:w="60"/>
+              <w:left w:type="dxa" w:w="90"/>
+              <w:bottom w:type="dxa" w:w="60"/>
+              <w:right w:type="dxa" w:w="90"/>
+            </w:tcMar>
+          </w:tcPr>
+          <w:p>
+            <w:pPr>
+              <w:spacing w:after="0"/>
+            </w:pPr>
+            <w:r>
+              <w:rPr>
+                <w:rFonts w:ascii="Calibri" w:cs="Calibri" w:eastAsia="Calibri" w:hAnsi="Calibri"/>
+                <w:sz w:val="17"/>
+                <w:szCs w:val="17"/>
+              </w:rPr>
+              <w:t xml:space="preserve">3 objects</w:t>
+            </w:r>
+          </w:p>
+        </w:tc>
+        <w:tc>
+          <w:tcPr>
+            <w:tcW w:type="dxa" w:w="6036"/>
+            <w:shd w:fill="F7F9FC" w:val="clear"/>
+            <w:tcMar>
+              <w:top w:type="dxa" w:w="60"/>
+              <w:left w:type="dxa" w:w="90"/>
+              <w:bottom w:type="dxa" w:w="60"/>
+              <w:right w:type="dxa" w:w="90"/>
+            </w:tcMar>
+          </w:tcPr>
+          <w:p>
+            <w:pPr>
+              <w:spacing w:after="0"/>
+            </w:pPr>
+            <w:r>
+              <w:rPr>
+                <w:rFonts w:ascii="Calibri" w:cs="Calibri" w:eastAsia="Calibri" w:hAnsi="Calibri"/>
+                <w:sz w:val="17"/>
+                <w:szCs w:val="17"/>
+              </w:rPr>
+              <w:t xml:space="preserve">dim_Date generated; dim_Currency and dim_ExchangeRate from the two spreadsheets</w:t>
+            </w:r>
+          </w:p>
+        </w:tc>
+      </w:tr>
+    </w:tbl>
+    <w:p>
+      <w:pPr>
+        <w:spacing w:after="120"/>
+      </w:pPr>
+      <w:r>
+        <w:rPr>
+          <w:rFonts w:ascii="Calibri" w:cs="Calibri" w:eastAsia="Calibri" w:hAnsi="Calibri"/>
+          <w:sz w:val="8"/>
+          <w:szCs w:val="8"/>
+        </w:rPr>
+        <w:t xml:space="preserve"> </w:t>
+      </w:r>
+    </w:p>
+    <w:p>
+      <w:pPr>
+        <w:shd w:fill="FFF9EE" w:val="clear"/>
+        <w:spacing w:after="0" w:before="130"/>
+        <w:ind w:left="110" w:right="110"/>
+      </w:pPr>
+      <w:r>
+        <w:rPr>
+          <w:rFonts w:ascii="Calibri" w:cs="Calibri" w:eastAsia="Calibri" w:hAnsi="Calibri"/>
+          <w:b/>
+          <w:bCs/>
+          <w:color w:val="96601A"/>
+          <w:sz w:val="16"/>
+          <w:szCs w:val="16"/>
+        </w:rPr>
+        <w:t xml:space="preserve">REFERENCE, DO NOT DUPLICATE</w:t>
+      </w:r>
+    </w:p>
+    <w:p>
+      <w:pPr>
+        <w:shd w:fill="FFF9EE" w:val="clear"/>
+        <w:spacing w:after="150"/>
+        <w:ind w:left="110" w:right="110"/>
+      </w:pPr>
+      <w:r>
+        <w:rPr>
+          <w:rFonts w:ascii="Calibri" w:cs="Calibri" w:eastAsia="Calibri" w:hAnsi="Calibri"/>
+          <w:sz w:val="20"/>
+          <w:szCs w:val="20"/>
+        </w:rPr>
+        <w:t xml:space="preserve">Right-click a staging query and choose Reference. Duplicating it re-runs the SQL, so twelve objects would mean twelve round trips to the database on every refresh. Referencing reuses one result. Set all three staging queries to Enable load = OFF — they feed the model, they do not belong in it.</w:t>
+      </w:r>
+    </w:p>
+    <w:p>
+      <w:pPr>
+        <w:spacing w:after="120"/>
+      </w:pPr>
+      <w:r>
+        <w:rPr>
+          <w:rFonts w:ascii="Calibri" w:cs="Calibri" w:eastAsia="Calibri" w:hAnsi="Calibri"/>
+          <w:sz w:val="6"/>
+          <w:szCs w:val="6"/>
+        </w:rPr>
+        <w:t xml:space="preserve"> </w:t>
+      </w:r>
+    </w:p>
+    <w:tbl>
+      <w:tblPr>
+        <w:tblW w:type="dxa" w:w="9936"/>
+        <w:tblBorders>
+          <w:top w:val="single" w:color="auto" w:sz="4"/>
+          <w:left w:val="single" w:color="auto" w:sz="4"/>
+          <w:bottom w:val="single" w:color="auto" w:sz="4"/>
+          <w:right w:val="single" w:color="auto" w:sz="4"/>
+          <w:insideH w:val="single" w:color="auto" w:sz="4"/>
+          <w:insideV w:val="single" w:color="auto" w:sz="4"/>
+        </w:tblBorders>
+      </w:tblPr>
+      <w:tblGrid>
+        <w:gridCol w:w="1600"/>
+        <w:gridCol w:w="4200"/>
+        <w:gridCol w:w="4136"/>
+      </w:tblGrid>
+      <w:tr>
+        <w:trPr>
+          <w:tblHeader/>
+        </w:trPr>
+        <w:tc>
+          <w:tcPr>
+            <w:tcW w:type="dxa" w:w="1600"/>
+            <w:shd w:fill="1F3864" w:val="clear"/>
+            <w:tcMar>
+              <w:top w:type="dxa" w:w="60"/>
+              <w:left w:type="dxa" w:w="90"/>
+              <w:bottom w:type="dxa" w:w="60"/>
+              <w:right w:type="dxa" w:w="90"/>
+            </w:tcMar>
+          </w:tcPr>
+          <w:p>
+            <w:pPr>
+              <w:spacing w:after="0"/>
+            </w:pPr>
+            <w:r>
+              <w:rPr>
+                <w:rFonts w:ascii="Calibri" w:cs="Calibri" w:eastAsia="Calibri" w:hAnsi="Calibri"/>
+                <w:b/>
+                <w:bCs/>
+                <w:color w:val="FFFFFF"/>
+                <w:sz w:val="17"/>
+                <w:szCs w:val="17"/>
+              </w:rPr>
+              <w:t xml:space="preserve">Layer</w:t>
+            </w:r>
+          </w:p>
+        </w:tc>
+        <w:tc>
+          <w:tcPr>
+            <w:tcW w:type="dxa" w:w="4200"/>
+            <w:shd w:fill="1F3864" w:val="clear"/>
+            <w:tcMar>
+              <w:top w:type="dxa" w:w="60"/>
+              <w:left w:type="dxa" w:w="90"/>
+              <w:bottom w:type="dxa" w:w="60"/>
+              <w:right w:type="dxa" w:w="90"/>
+            </w:tcMar>
+          </w:tcPr>
+          <w:p>
+            <w:pPr>
+              <w:spacing w:after="0"/>
+            </w:pPr>
+            <w:r>
+              <w:rPr>
+                <w:rFonts w:ascii="Calibri" w:cs="Calibri" w:eastAsia="Calibri" w:hAnsi="Calibri"/>
+                <w:b/>
+                <w:bCs/>
+                <w:color w:val="FFFFFF"/>
+                <w:sz w:val="17"/>
+                <w:szCs w:val="17"/>
+              </w:rPr>
+              <w:t xml:space="preserve">Does</w:t>
+            </w:r>
+          </w:p>
+        </w:tc>
+        <w:tc>
+          <w:tcPr>
+            <w:tcW w:type="dxa" w:w="4136"/>
+            <w:shd w:fill="1F3864" w:val="clear"/>
+            <w:tcMar>
+              <w:top w:type="dxa" w:w="60"/>
+              <w:left w:type="dxa" w:w="90"/>
+              <w:bottom w:type="dxa" w:w="60"/>
+              <w:right w:type="dxa" w:w="90"/>
+            </w:tcMar>
+          </w:tcPr>
+          <w:p>
+            <w:pPr>
+              <w:spacing w:after="0"/>
+            </w:pPr>
+            <w:r>
+              <w:rPr>
+                <w:rFonts w:ascii="Calibri" w:cs="Calibri" w:eastAsia="Calibri" w:hAnsi="Calibri"/>
+                <w:b/>
+                <w:bCs/>
+                <w:color w:val="FFFFFF"/>
+                <w:sz w:val="17"/>
+                <w:szCs w:val="17"/>
+              </w:rPr>
+              <w:t xml:space="preserve">Why there</w:t>
+            </w:r>
+          </w:p>
+        </w:tc>
+      </w:tr>
+      <w:tr>
+        <w:tc>
+          <w:tcPr>
+            <w:tcW w:type="dxa" w:w="1600"/>
+            <w:shd w:fill="FFFFFF" w:val="clear"/>
+            <w:tcMar>
+              <w:top w:type="dxa" w:w="60"/>
+              <w:left w:type="dxa" w:w="90"/>
+              <w:bottom w:type="dxa" w:w="60"/>
+              <w:right w:type="dxa" w:w="90"/>
+            </w:tcMar>
+          </w:tcPr>
+          <w:p>
+            <w:pPr>
+              <w:spacing w:after="0"/>
+            </w:pPr>
+            <w:r>
+              <w:rPr>
+                <w:rFonts w:ascii="Consolas" w:cs="Consolas" w:eastAsia="Consolas" w:hAnsi="Consolas"/>
+                <w:sz w:val="17"/>
+                <w:szCs w:val="17"/>
+              </w:rPr>
+              <w:t xml:space="preserve">SQL</w:t>
+            </w:r>
+          </w:p>
+        </w:tc>
+        <w:tc>
+          <w:tcPr>
+            <w:tcW w:type="dxa" w:w="4200"/>
+            <w:shd w:fill="FFFFFF" w:val="clear"/>
+            <w:tcMar>
+              <w:top w:type="dxa" w:w="60"/>
+              <w:left w:type="dxa" w:w="90"/>
+              <w:bottom w:type="dxa" w:w="60"/>
+              <w:right w:type="dxa" w:w="90"/>
+            </w:tcMar>
+          </w:tcPr>
+          <w:p>
+            <w:pPr>
+              <w:spacing w:after="0"/>
+            </w:pPr>
+            <w:r>
+              <w:rPr>
+                <w:rFonts w:ascii="Calibri" w:cs="Calibri" w:eastAsia="Calibri" w:hAnsi="Calibri"/>
+                <w:sz w:val="17"/>
+                <w:szCs w:val="17"/>
+              </w:rPr>
+              <w:t xml:space="preserve">Joins, filters, key construction, string cleaning, date capping, flags, buckets, signed quantities</w:t>
+            </w:r>
+          </w:p>
+        </w:tc>
+        <w:tc>
+          <w:tcPr>
+            <w:tcW w:type="dxa" w:w="4136"/>
+            <w:shd w:fill="FFFFFF" w:val="clear"/>
+            <w:tcMar>
+              <w:top w:type="dxa" w:w="60"/>
+              <w:left w:type="dxa" w:w="90"/>
+              <w:bottom w:type="dxa" w:w="60"/>
+              <w:right w:type="dxa" w:w="90"/>
+            </w:tcMar>
+          </w:tcPr>
+          <w:p>
+            <w:pPr>
+              <w:spacing w:after="0"/>
+            </w:pPr>
+            <w:r>
+              <w:rPr>
+                <w:rFonts w:ascii="Calibri" w:cs="Calibri" w:eastAsia="Calibri" w:hAnsi="Calibri"/>
+                <w:sz w:val="17"/>
+                <w:szCs w:val="17"/>
+              </w:rPr>
+              <w:t xml:space="preserve">Anything a single SELECT can do without referencing another query. Runs on the server, close to the data.</w:t>
+            </w:r>
+          </w:p>
+        </w:tc>
+      </w:tr>
+      <w:tr>
+        <w:tc>
+          <w:tcPr>
+            <w:tcW w:type="dxa" w:w="1600"/>
+            <w:shd w:fill="F7F9FC" w:val="clear"/>
+            <w:tcMar>
+              <w:top w:type="dxa" w:w="60"/>
+              <w:left w:type="dxa" w:w="90"/>
+              <w:bottom w:type="dxa" w:w="60"/>
+              <w:right w:type="dxa" w:w="90"/>
+            </w:tcMar>
+          </w:tcPr>
+          <w:p>
+            <w:pPr>
+              <w:spacing w:after="0"/>
+            </w:pPr>
+            <w:r>
+              <w:rPr>
+                <w:rFonts w:ascii="Consolas" w:cs="Consolas" w:eastAsia="Consolas" w:hAnsi="Consolas"/>
+                <w:sz w:val="17"/>
+                <w:szCs w:val="17"/>
+              </w:rPr>
+              <w:t xml:space="preserve">Power Query</w:t>
+            </w:r>
+          </w:p>
+        </w:tc>
+        <w:tc>
+          <w:tcPr>
+            <w:tcW w:type="dxa" w:w="4200"/>
+            <w:shd w:fill="F7F9FC" w:val="clear"/>
+            <w:tcMar>
+              <w:top w:type="dxa" w:w="60"/>
+              <w:left w:type="dxa" w:w="90"/>
+              <w:bottom w:type="dxa" w:w="60"/>
+              <w:right w:type="dxa" w:w="90"/>
+            </w:tcMar>
+          </w:tcPr>
+          <w:p>
+            <w:pPr>
+              <w:spacing w:after="0"/>
+            </w:pPr>
+            <w:r>
+              <w:rPr>
+                <w:rFonts w:ascii="Calibri" w:cs="Calibri" w:eastAsia="Calibri" w:hAnsi="Calibri"/>
+                <w:sz w:val="17"/>
+                <w:szCs w:val="17"/>
+              </w:rPr>
+              <w:t xml:space="preserve">The FX rate merge, dimension de-duplication, the calendar</w:t>
+            </w:r>
+          </w:p>
+        </w:tc>
+        <w:tc>
+          <w:tcPr>
+            <w:tcW w:type="dxa" w:w="4136"/>
+            <w:shd w:fill="F7F9FC" w:val="clear"/>
+            <w:tcMar>
+              <w:top w:type="dxa" w:w="60"/>
+              <w:left w:type="dxa" w:w="90"/>
+              <w:bottom w:type="dxa" w:w="60"/>
+              <w:right w:type="dxa" w:w="90"/>
+            </w:tcMar>
+          </w:tcPr>
+          <w:p>
+            <w:pPr>
+              <w:spacing w:after="0"/>
+            </w:pPr>
+            <w:r>
+              <w:rPr>
+                <w:rFonts w:ascii="Calibri" w:cs="Calibri" w:eastAsia="Calibri" w:hAnsi="Calibri"/>
+                <w:sz w:val="17"/>
+                <w:szCs w:val="17"/>
+              </w:rPr>
+              <w:t xml:space="preserve">The only work that genuinely needs a second query. The rate merge cannot be a single SELECT without a view to join to.</w:t>
+            </w:r>
+          </w:p>
+        </w:tc>
+      </w:tr>
+      <w:tr>
+        <w:tc>
+          <w:tcPr>
+            <w:tcW w:type="dxa" w:w="1600"/>
+            <w:shd w:fill="FFFFFF" w:val="clear"/>
+            <w:tcMar>
+              <w:top w:type="dxa" w:w="60"/>
+              <w:left w:type="dxa" w:w="90"/>
+              <w:bottom w:type="dxa" w:w="60"/>
+              <w:right w:type="dxa" w:w="90"/>
+            </w:tcMar>
+          </w:tcPr>
+          <w:p>
+            <w:pPr>
+              <w:spacing w:after="0"/>
+            </w:pPr>
+            <w:r>
+              <w:rPr>
+                <w:rFonts w:ascii="Consolas" w:cs="Consolas" w:eastAsia="Consolas" w:hAnsi="Consolas"/>
+                <w:sz w:val="17"/>
+                <w:szCs w:val="17"/>
+              </w:rPr>
+              <w:t xml:space="preserve">DAX</w:t>
+            </w:r>
+          </w:p>
+        </w:tc>
+        <w:tc>
+          <w:tcPr>
+            <w:tcW w:type="dxa" w:w="4200"/>
+            <w:shd w:fill="FFFFFF" w:val="clear"/>
+            <w:tcMar>
+              <w:top w:type="dxa" w:w="60"/>
+              <w:left w:type="dxa" w:w="90"/>
+              <w:bottom w:type="dxa" w:w="60"/>
+              <w:right w:type="dxa" w:w="90"/>
+            </w:tcMar>
+          </w:tcPr>
+          <w:p>
+            <w:pPr>
+              <w:spacing w:after="0"/>
+            </w:pPr>
+            <w:r>
+              <w:rPr>
+                <w:rFonts w:ascii="Calibri" w:cs="Calibri" w:eastAsia="Calibri" w:hAnsi="Calibri"/>
+                <w:sz w:val="17"/>
+                <w:szCs w:val="17"/>
+              </w:rPr>
+              <w:t xml:space="preserve">Aggregation, time intelligence, guards</w:t>
+            </w:r>
+          </w:p>
+        </w:tc>
+        <w:tc>
+          <w:tcPr>
+            <w:tcW w:type="dxa" w:w="4136"/>
+            <w:shd w:fill="FFFFFF" w:val="clear"/>
+            <w:tcMar>
+              <w:top w:type="dxa" w:w="60"/>
+              <w:left w:type="dxa" w:w="90"/>
+              <w:bottom w:type="dxa" w:w="60"/>
+              <w:right w:type="dxa" w:w="90"/>
+            </w:tcMar>
+          </w:tcPr>
+          <w:p>
+            <w:pPr>
+              <w:spacing w:after="0"/>
+            </w:pPr>
+            <w:r>
+              <w:rPr>
+                <w:rFonts w:ascii="Calibri" w:cs="Calibri" w:eastAsia="Calibri" w:hAnsi="Calibri"/>
+                <w:sz w:val="17"/>
+                <w:szCs w:val="17"/>
+              </w:rPr>
+              <w:t xml:space="preserve">Nothing that could have been done earlier.</w:t>
+            </w:r>
+          </w:p>
+        </w:tc>
+      </w:tr>
+    </w:tbl>
+    <w:p>
+      <w:pPr>
+        <w:spacing w:after="120"/>
+      </w:pPr>
+      <w:r>
+        <w:rPr>
+          <w:rFonts w:ascii="Calibri" w:cs="Calibri" w:eastAsia="Calibri" w:hAnsi="Calibri"/>
+          <w:sz w:val="10"/>
+          <w:szCs w:val="10"/>
+        </w:rPr>
+        <w:t xml:space="preserve"> </w:t>
       </w:r>
     </w:p>
     <w:p>
@@ -15847,7 +16735,7 @@
           <w:sz w:val="21"/>
           <w:szCs w:val="21"/>
         </w:rPr>
-        <w:t xml:space="preserve">Follow this order. Building dimensions before facts avoids the most common Power BI modelling mistake — letting auto-detect create relationships you did not intend.</w:t>
+        <w:t xml:space="preserve">Follow this order. Nothing here creates a database object — the SQL is pasted as native queries and everything else is built in Power Query on top of them.</w:t>
       </w:r>
     </w:p>
     <w:tbl>
@@ -15864,8 +16752,8 @@
       </w:tblPr>
       <w:tblGrid>
         <w:gridCol w:w="500"/>
-        <w:gridCol w:w="2600"/>
-        <w:gridCol w:w="6836"/>
+        <w:gridCol w:w="2900"/>
+        <w:gridCol w:w="6536"/>
       </w:tblGrid>
       <w:tr>
         <w:trPr>
@@ -15901,7 +16789,7 @@
         </w:tc>
         <w:tc>
           <w:tcPr>
-            <w:tcW w:type="dxa" w:w="2600"/>
+            <w:tcW w:type="dxa" w:w="2900"/>
             <w:shd w:fill="1F3864" w:val="clear"/>
             <w:tcMar>
               <w:top w:type="dxa" w:w="60"/>
@@ -15929,7 +16817,7 @@
         </w:tc>
         <w:tc>
           <w:tcPr>
-            <w:tcW w:type="dxa" w:w="6836"/>
+            <w:tcW w:type="dxa" w:w="6536"/>
             <w:shd w:fill="1F3864" w:val="clear"/>
             <w:tcMar>
               <w:top w:type="dxa" w:w="60"/>
@@ -15987,7 +16875,7 @@
         </w:tc>
         <w:tc>
           <w:tcPr>
-            <w:tcW w:type="dxa" w:w="2600"/>
+            <w:tcW w:type="dxa" w:w="2900"/>
             <w:shd w:fill="FFFFFF" w:val="clear"/>
             <w:tcMar>
               <w:top w:type="dxa" w:w="60"/>
@@ -16014,7 +16902,7 @@
         </w:tc>
         <w:tc>
           <w:tcPr>
-            <w:tcW w:type="dxa" w:w="6836"/>
+            <w:tcW w:type="dxa" w:w="6536"/>
             <w:shd w:fill="FFFFFF" w:val="clear"/>
             <w:tcMar>
               <w:top w:type="dxa" w:w="60"/>
@@ -16035,7 +16923,7 @@
                 <w:sz w:val="17"/>
                 <w:szCs w:val="17"/>
               </w:rPr>
-              <w:t xml:space="preserve">File → Options → Current File → Data Load: uncheck Autodetect new relationships. Non-negotiable.</w:t>
+              <w:t xml:space="preserve">File → Options → Current File → Data Load: uncheck Autodetect new relationships. Non-negotiable — it will wire Invoice straight to Shipment.</w:t>
             </w:r>
           </w:p>
         </w:tc>
@@ -16071,7 +16959,7 @@
         </w:tc>
         <w:tc>
           <w:tcPr>
-            <w:tcW w:type="dxa" w:w="2600"/>
+            <w:tcW w:type="dxa" w:w="2900"/>
             <w:shd w:fill="F7F9FC" w:val="clear"/>
             <w:tcMar>
               <w:top w:type="dxa" w:w="60"/>
@@ -16092,13 +16980,13 @@
                 <w:sz w:val="17"/>
                 <w:szCs w:val="17"/>
               </w:rPr>
-              <w:t xml:space="preserve">Create the parameter</w:t>
-            </w:r>
-          </w:p>
-        </w:tc>
-        <w:tc>
-          <w:tcPr>
-            <w:tcW w:type="dxa" w:w="6836"/>
+              <w:t xml:space="preserve">Create the four parameters</w:t>
+            </w:r>
+          </w:p>
+        </w:tc>
+        <w:tc>
+          <w:tcPr>
+            <w:tcW w:type="dxa" w:w="6536"/>
             <w:shd w:fill="F7F9FC" w:val="clear"/>
             <w:tcMar>
               <w:top w:type="dxa" w:w="60"/>
@@ -16119,7 +17007,7 @@
                 <w:sz w:val="17"/>
                 <w:szCs w:val="17"/>
               </w:rPr>
-              <w:t xml:space="preserve">p_SourceFolder, Text, pointing at the folder with the three CSVs and d_currency.xlsx</w:t>
+              <w:t xml:space="preserve">p_Server, p_Database, p_SourceFolder, p_LastQuotedRateDate</w:t>
             </w:r>
           </w:p>
         </w:tc>
@@ -16155,7 +17043,7 @@
         </w:tc>
         <w:tc>
           <w:tcPr>
-            <w:tcW w:type="dxa" w:w="2600"/>
+            <w:tcW w:type="dxa" w:w="2900"/>
             <w:shd w:fill="FFFFFF" w:val="clear"/>
             <w:tcMar>
               <w:top w:type="dxa" w:w="60"/>
@@ -16176,13 +17064,13 @@
                 <w:sz w:val="17"/>
                 <w:szCs w:val="17"/>
               </w:rPr>
-              <w:t xml:space="preserve">Build dim_ExchangeRate</w:t>
-            </w:r>
-          </w:p>
-        </w:tc>
-        <w:tc>
-          <w:tcPr>
-            <w:tcW w:type="dxa" w:w="6836"/>
+              <w:t xml:space="preserve">Paste the three SQL statements</w:t>
+            </w:r>
+          </w:p>
+        </w:tc>
+        <w:tc>
+          <w:tcPr>
+            <w:tcW w:type="dxa" w:w="6536"/>
             <w:shd w:fill="FFFFFF" w:val="clear"/>
             <w:tcMar>
               <w:top w:type="dxa" w:w="60"/>
@@ -16203,7 +17091,7 @@
                 <w:sz w:val="17"/>
                 <w:szCs w:val="17"/>
               </w:rPr>
-              <w:t xml:space="preserve">Query 13. It has no dependencies and everything else references it.</w:t>
+              <w:t xml:space="preserve">Get Data → SQL Server → Advanced → SQL statement. One native query each. Set all three to Enable load = OFF.</w:t>
             </w:r>
           </w:p>
         </w:tc>
@@ -16239,7 +17127,7 @@
         </w:tc>
         <w:tc>
           <w:tcPr>
-            <w:tcW w:type="dxa" w:w="2600"/>
+            <w:tcW w:type="dxa" w:w="2900"/>
             <w:shd w:fill="F7F9FC" w:val="clear"/>
             <w:tcMar>
               <w:top w:type="dxa" w:w="60"/>
@@ -16260,13 +17148,13 @@
                 <w:sz w:val="17"/>
                 <w:szCs w:val="17"/>
               </w:rPr>
-              <w:t xml:space="preserve">Build the bridge</w:t>
-            </w:r>
-          </w:p>
-        </w:tc>
-        <w:tc>
-          <w:tcPr>
-            <w:tcW w:type="dxa" w:w="6836"/>
+              <w:t xml:space="preserve">Build the three independent queries</w:t>
+            </w:r>
+          </w:p>
+        </w:tc>
+        <w:tc>
+          <w:tcPr>
+            <w:tcW w:type="dxa" w:w="6536"/>
             <w:shd w:fill="F7F9FC" w:val="clear"/>
             <w:tcMar>
               <w:top w:type="dxa" w:w="60"/>
@@ -16287,7 +17175,7 @@
                 <w:sz w:val="17"/>
                 <w:szCs w:val="17"/>
               </w:rPr>
-              <w:t xml:space="preserve">dim_SalesOrderLine. Verify LineKey has no duplicates and no blanks before continuing.</w:t>
+              <w:t xml:space="preserve">dim_ExchangeRate, dim_Currency, dim_Date. No dependencies.</w:t>
             </w:r>
           </w:p>
         </w:tc>
@@ -16323,7 +17211,7 @@
         </w:tc>
         <w:tc>
           <w:tcPr>
-            <w:tcW w:type="dxa" w:w="2600"/>
+            <w:tcW w:type="dxa" w:w="2900"/>
             <w:shd w:fill="FFFFFF" w:val="clear"/>
             <w:tcMar>
               <w:top w:type="dxa" w:w="60"/>
@@ -16344,13 +17232,13 @@
                 <w:sz w:val="17"/>
                 <w:szCs w:val="17"/>
               </w:rPr>
-              <w:t xml:space="preserve">Build the three facts</w:t>
-            </w:r>
-          </w:p>
-        </w:tc>
-        <w:tc>
-          <w:tcPr>
-            <w:tcW w:type="dxa" w:w="6836"/>
+              <w:t xml:space="preserve">Reference the bridge</w:t>
+            </w:r>
+          </w:p>
+        </w:tc>
+        <w:tc>
+          <w:tcPr>
+            <w:tcW w:type="dxa" w:w="6536"/>
             <w:shd w:fill="FFFFFF" w:val="clear"/>
             <w:tcMar>
               <w:top w:type="dxa" w:w="60"/>
@@ -16371,7 +17259,7 @@
                 <w:sz w:val="17"/>
                 <w:szCs w:val="17"/>
               </w:rPr>
-              <w:t xml:space="preserve">fact_SalesOrder, fact_Invoice, fact_Shipment</w:t>
+              <w:t xml:space="preserve">Right-click qry_SalesOrder_Source → Reference → dim_SalesOrderLine. Verify LineKey is unique and non-blank before continuing.</w:t>
             </w:r>
           </w:p>
         </w:tc>
@@ -16407,7 +17295,7 @@
         </w:tc>
         <w:tc>
           <w:tcPr>
-            <w:tcW w:type="dxa" w:w="2600"/>
+            <w:tcW w:type="dxa" w:w="2900"/>
             <w:shd w:fill="F7F9FC" w:val="clear"/>
             <w:tcMar>
               <w:top w:type="dxa" w:w="60"/>
@@ -16428,13 +17316,13 @@
                 <w:sz w:val="17"/>
                 <w:szCs w:val="17"/>
               </w:rPr>
-              <w:t xml:space="preserve">Build the dimensions</w:t>
-            </w:r>
-          </w:p>
-        </w:tc>
-        <w:tc>
-          <w:tcPr>
-            <w:tcW w:type="dxa" w:w="6836"/>
+              <w:t xml:space="preserve">Reference the facts</w:t>
+            </w:r>
+          </w:p>
+        </w:tc>
+        <w:tc>
+          <w:tcPr>
+            <w:tcW w:type="dxa" w:w="6536"/>
             <w:shd w:fill="F7F9FC" w:val="clear"/>
             <w:tcMar>
               <w:top w:type="dxa" w:w="60"/>
@@ -16455,7 +17343,7 @@
                 <w:sz w:val="17"/>
                 <w:szCs w:val="17"/>
               </w:rPr>
-              <w:t xml:space="preserve">dim_Date, dim_Customer, dim_Product, dim_Organization, dim_Carrier, dim_ReturnReason, dim_Currency</w:t>
+              <w:t xml:space="preserve">fact_SalesOrder (this one merges dim_ExchangeRate), fact_Invoice, fact_Shipment</w:t>
             </w:r>
           </w:p>
         </w:tc>
@@ -16491,7 +17379,7 @@
         </w:tc>
         <w:tc>
           <w:tcPr>
-            <w:tcW w:type="dxa" w:w="2600"/>
+            <w:tcW w:type="dxa" w:w="2900"/>
             <w:shd w:fill="FFFFFF" w:val="clear"/>
             <w:tcMar>
               <w:top w:type="dxa" w:w="60"/>
@@ -16512,13 +17400,13 @@
                 <w:sz w:val="17"/>
                 <w:szCs w:val="17"/>
               </w:rPr>
-              <w:t xml:space="preserve">Mark dim_Date</w:t>
-            </w:r>
-          </w:p>
-        </w:tc>
-        <w:tc>
-          <w:tcPr>
-            <w:tcW w:type="dxa" w:w="6836"/>
+              <w:t xml:space="preserve">Reference the remaining dimensions</w:t>
+            </w:r>
+          </w:p>
+        </w:tc>
+        <w:tc>
+          <w:tcPr>
+            <w:tcW w:type="dxa" w:w="6536"/>
             <w:shd w:fill="FFFFFF" w:val="clear"/>
             <w:tcMar>
               <w:top w:type="dxa" w:w="60"/>
@@ -16539,7 +17427,7 @@
                 <w:sz w:val="17"/>
                 <w:szCs w:val="17"/>
               </w:rPr>
-              <w:t xml:space="preserve">Table tools → Mark as date table → Date</w:t>
+              <w:t xml:space="preserve">dim_Customer, dim_Product, dim_Organization, dim_ReturnReason, dim_Carrier</w:t>
             </w:r>
           </w:p>
         </w:tc>
@@ -16575,7 +17463,7 @@
         </w:tc>
         <w:tc>
           <w:tcPr>
-            <w:tcW w:type="dxa" w:w="2600"/>
+            <w:tcW w:type="dxa" w:w="2900"/>
             <w:shd w:fill="F7F9FC" w:val="clear"/>
             <w:tcMar>
               <w:top w:type="dxa" w:w="60"/>
@@ -16596,13 +17484,13 @@
                 <w:sz w:val="17"/>
                 <w:szCs w:val="17"/>
               </w:rPr>
-              <w:t xml:space="preserve">Add calculated columns</w:t>
-            </w:r>
-          </w:p>
-        </w:tc>
-        <w:tc>
-          <w:tcPr>
-            <w:tcW w:type="dxa" w:w="6836"/>
+              <w:t xml:space="preserve">Mark dim_Date</w:t>
+            </w:r>
+          </w:p>
+        </w:tc>
+        <w:tc>
+          <w:tcPr>
+            <w:tcW w:type="dxa" w:w="6536"/>
             <w:shd w:fill="F7F9FC" w:val="clear"/>
             <w:tcMar>
               <w:top w:type="dxa" w:w="60"/>
@@ -16623,7 +17511,7 @@
                 <w:sz w:val="17"/>
                 <w:szCs w:val="17"/>
               </w:rPr>
-              <w:t xml:space="preserve">The 7 in Part A of the DAX file. Measures reference them.</w:t>
+              <w:t xml:space="preserve">Table tools → Mark as date table → Date</w:t>
             </w:r>
           </w:p>
         </w:tc>
@@ -16659,7 +17547,7 @@
         </w:tc>
         <w:tc>
           <w:tcPr>
-            <w:tcW w:type="dxa" w:w="2600"/>
+            <w:tcW w:type="dxa" w:w="2900"/>
             <w:shd w:fill="FFFFFF" w:val="clear"/>
             <w:tcMar>
               <w:top w:type="dxa" w:w="60"/>
@@ -16686,7 +17574,7 @@
         </w:tc>
         <w:tc>
           <w:tcPr>
-            <w:tcW w:type="dxa" w:w="6836"/>
+            <w:tcW w:type="dxa" w:w="6536"/>
             <w:shd w:fill="FFFFFF" w:val="clear"/>
             <w:tcMar>
               <w:top w:type="dxa" w:w="60"/>
@@ -16743,7 +17631,7 @@
         </w:tc>
         <w:tc>
           <w:tcPr>
-            <w:tcW w:type="dxa" w:w="2600"/>
+            <w:tcW w:type="dxa" w:w="2900"/>
             <w:shd w:fill="F7F9FC" w:val="clear"/>
             <w:tcMar>
               <w:top w:type="dxa" w:w="60"/>
@@ -16770,7 +17658,7 @@
         </w:tc>
         <w:tc>
           <w:tcPr>
-            <w:tcW w:type="dxa" w:w="6836"/>
+            <w:tcW w:type="dxa" w:w="6536"/>
             <w:shd w:fill="F7F9FC" w:val="clear"/>
             <w:tcMar>
               <w:top w:type="dxa" w:w="60"/>
@@ -16791,7 +17679,7 @@
                 <w:sz w:val="17"/>
                 <w:szCs w:val="17"/>
               </w:rPr>
-              <w:t xml:space="preserve">Blank table named _Measures, then the 122 in printed order</w:t>
+              <w:t xml:space="preserve">Blank table named _Measures, then the 135 in printed order</w:t>
             </w:r>
           </w:p>
         </w:tc>
@@ -16827,7 +17715,7 @@
         </w:tc>
         <w:tc>
           <w:tcPr>
-            <w:tcW w:type="dxa" w:w="2600"/>
+            <w:tcW w:type="dxa" w:w="2900"/>
             <w:shd w:fill="FFFFFF" w:val="clear"/>
             <w:tcMar>
               <w:top w:type="dxa" w:w="60"/>
@@ -16854,7 +17742,7 @@
         </w:tc>
         <w:tc>
           <w:tcPr>
-            <w:tcW w:type="dxa" w:w="6836"/>
+            <w:tcW w:type="dxa" w:w="6536"/>
             <w:shd w:fill="FFFFFF" w:val="clear"/>
             <w:tcMar>
               <w:top w:type="dxa" w:w="60"/>
@@ -16900,7 +17788,7 @@
           <w:sz w:val="21"/>
           <w:szCs w:val="21"/>
         </w:rPr>
-        <w:t xml:space="preserve">Run these before the model goes anywhere near a stakeholder. Each catches a specific, known failure.</w:t>
+        <w:t xml:space="preserve">Run these in Power BI before the model goes anywhere near a stakeholder — as card visuals on a scratch page, or in DAX Query view. Each catches a specific, known failure. The SQL file also carries them as SELECT statements if you would rather check at source.</w:t>
       </w:r>
     </w:p>
     <w:tbl>
